--- a/documentation/phase_1_report.docx
+++ b/documentation/phase_1_report.docx
@@ -4,7 +4,7 @@
   <w:body>
     <w:p>
       <w:pPr>
-        <w:spacing w:before="400" w:after="80"/>
+        <w:spacing w:before="2400" w:after="200"/>
         <w:jc w:val="center"/>
       </w:pPr>
       <w:r>
@@ -12,14 +12,14 @@
           <w:rFonts w:ascii="Georgia" w:hAnsi="Georgia"/>
           <w:b/>
           <w:color w:val="5865F2"/>
-          <w:sz w:val="56"/>
+          <w:sz w:val="64"/>
         </w:rPr>
         <w:t>NEXUS SHOPKEEPER</w:t>
       </w:r>
     </w:p>
     <w:p>
       <w:pPr>
-        <w:spacing w:after="480"/>
+        <w:spacing w:after="2000"/>
         <w:jc w:val="center"/>
       </w:pPr>
       <w:r>
@@ -27,11 +27,11 @@
           <w:rFonts w:ascii="Calibri" w:hAnsi="Calibri"/>
           <w:i/>
           <w:color w:val="636985"/>
-          <w:sz w:val="24"/>
+          <w:sz w:val="26"/>
         </w:rPr>
-        <w:t>Milestone Phase 1: Environment Initialization &amp; Layout Mapping</w:t>
+        <w:t>Milestone Phase 1: Store Physical Layout &amp; Route Optimization</w:t>
         <w:br/>
-        <w:t>Classroom Presentation Technical Report</w:t>
+        <w:t>Classroom Presentation technical Guide</w:t>
       </w:r>
     </w:p>
     <w:tbl>
@@ -49,8 +49,8 @@
             <w:tcW w:type="dxa" w:w="9360"/>
             <w:shd w:val="clear" w:color="auto" w:fill="F3F4F6"/>
             <w:tcMar>
-              <w:top w:w="140" w:type="dxa"/>
-              <w:bottom w:w="140" w:type="dxa"/>
+              <w:top w:w="160" w:type="dxa"/>
+              <w:bottom w:w="160" w:type="dxa"/>
               <w:left w:w="200" w:type="dxa"/>
               <w:right w:w="200" w:type="dxa"/>
             </w:tcMar>
@@ -64,74 +64,197 @@
               <w:rPr>
                 <w:rFonts w:ascii="Calibri" w:hAnsi="Calibri"/>
                 <w:b/>
-                <w:color w:val="1B1E32"/>
-                <w:sz w:val="21"/>
+                <w:color w:val="1E293B"/>
+                <w:sz w:val="22"/>
               </w:rPr>
-              <w:t>PRESENTATION DETAILS</w:t>
+              <w:t>CLASSROOM PRESENTATION ARCHIVE</w:t>
               <w:br/>
-              <w:t>Presented By: Group Member A &amp; Co-Presenter</w:t>
+              <w:t>Presented By: Group Member A</w:t>
+              <w:br/>
+              <w:t>Role: Core Architect &amp; Spatial Solver Designer</w:t>
               <w:br/>
               <w:t>Date: June 2026</w:t>
               <w:br/>
-              <w:t>Class Focus: Store Layout Translation &amp; TSP Routing Calculations</w:t>
-              <w:br/>
-              <w:t>SaaS Version: v1.0.0</w:t>
+              <w:t>Focus: 3D Grid Coordinate Systems, TSP Nearest Neighbor Heuristics</w:t>
             </w:r>
           </w:p>
         </w:tc>
       </w:tr>
     </w:tbl>
-    <w:p/>
+    <w:p>
+      <w:r>
+        <w:br w:type="page"/>
+      </w:r>
+    </w:p>
     <w:p>
       <w:pPr>
-        <w:spacing w:before="360" w:after="120"/>
+        <w:keepNext/>
+        <w:spacing w:before="400" w:after="160"/>
       </w:pPr>
       <w:r>
         <w:rPr>
           <w:rFonts w:ascii="Georgia" w:hAnsi="Georgia"/>
           <w:b/>
-          <w:color w:val="00A8B5"/>
-          <w:sz w:val="32"/>
+          <w:color w:val="5865F2"/>
+          <w:sz w:val="36"/>
         </w:rPr>
-        <w:t>1. Executive Summary &amp; Context</w:t>
+        <w:t>Presentation Slide-by-Slide Outline</w:t>
       </w:r>
     </w:p>
     <w:p>
       <w:pPr>
-        <w:spacing w:after="240" w:line="276" w:lineRule="auto"/>
+        <w:spacing w:after="200" w:line="276" w:lineRule="auto"/>
       </w:pPr>
       <w:r>
         <w:rPr>
           <w:rFonts w:ascii="Calibri" w:hAnsi="Calibri"/>
-          <w:sz w:val="22"/>
+          <w:color w:val="334155"/>
+          <w:sz w:val="23"/>
         </w:rPr>
-        <w:t>Phase 1 establishes the structural framework and retail environment topology for Nexus Shopkeeper: a high-fidelity commercial smart-mart kiosk system. The primary goal of Phase 1 is to map the store's physical space into a 3D grid, create robust schema validation rules, and optimize shopping collection routes using the Traveling Salesperson Problem (TSP) pathing heuristics.</w:t>
+        <w:t>Use this handy page as your speech sheet while standing in front of the class. It guides you slide-by-slide through the layout module:</w:t>
       </w:r>
     </w:p>
     <w:p>
       <w:pPr>
-        <w:spacing w:before="360" w:after="120"/>
+        <w:spacing w:after="120" w:line="276" w:lineRule="auto"/>
+      </w:pPr>
+      <w:r>
+        <w:rPr>
+          <w:rFonts w:ascii="Calibri" w:hAnsi="Calibri"/>
+          <w:b/>
+          <w:color w:val="1E293B"/>
+          <w:sz w:val="23"/>
+        </w:rPr>
+        <w:t xml:space="preserve">• Slide 1: Project Overview: </w:t>
+      </w:r>
+      <w:r>
+        <w:rPr>
+          <w:rFonts w:ascii="Calibri" w:hAnsi="Calibri"/>
+          <w:color w:val="334155"/>
+          <w:sz w:val="23"/>
+        </w:rPr>
+        <w:t>Explain that Nexus Shopkeeper is a smart SaaS commercial mart suite. A key challenge is mapping physical store layout variables into logical coordinates so inventory robots or shopper visualizers can find items without manual mapping.</w:t>
+      </w:r>
+    </w:p>
+    <w:p>
+      <w:pPr>
+        <w:spacing w:after="120" w:line="276" w:lineRule="auto"/>
+      </w:pPr>
+      <w:r>
+        <w:rPr>
+          <w:rFonts w:ascii="Calibri" w:hAnsi="Calibri"/>
+          <w:b/>
+          <w:color w:val="1E293B"/>
+          <w:sz w:val="23"/>
+        </w:rPr>
+        <w:t xml:space="preserve">• Slide 2: 3D Coordinate Mapping: </w:t>
+      </w:r>
+      <w:r>
+        <w:rPr>
+          <w:rFonts w:ascii="Calibri" w:hAnsi="Calibri"/>
+          <w:color w:val="334155"/>
+          <w:sz w:val="23"/>
+        </w:rPr>
+        <w:t>Discuss how we divide the retail floor into an Aisle (A-F), Section (1-5), and Shelf Level (1-5). Explain that Section 4 and 5 represent the 1st Floor, while 1, 2, 3 sit on the Ground Floor. Height corresponds directly to shelf heights in meters.</w:t>
+      </w:r>
+    </w:p>
+    <w:p>
+      <w:pPr>
+        <w:spacing w:after="120" w:line="276" w:lineRule="auto"/>
+      </w:pPr>
+      <w:r>
+        <w:rPr>
+          <w:rFonts w:ascii="Calibri" w:hAnsi="Calibri"/>
+          <w:b/>
+          <w:color w:val="1E293B"/>
+          <w:sz w:val="23"/>
+        </w:rPr>
+        <w:t xml:space="preserve">• Slide 3: Travelling Salesperson Problem (TSP): </w:t>
+      </w:r>
+      <w:r>
+        <w:rPr>
+          <w:rFonts w:ascii="Calibri" w:hAnsi="Calibri"/>
+          <w:color w:val="334155"/>
+          <w:sz w:val="23"/>
+        </w:rPr>
+        <w:t>Showcase the path optimization logic. Carts start at origin (0, 0, 0) and visit multiple target coordinates before returning. Discuss how we solve this cycle using the Nearest Neighbor heuristic to reduce travel distance.</w:t>
+      </w:r>
+    </w:p>
+    <w:p>
+      <w:pPr>
+        <w:spacing w:after="120" w:line="276" w:lineRule="auto"/>
+      </w:pPr>
+      <w:r>
+        <w:rPr>
+          <w:rFonts w:ascii="Calibri" w:hAnsi="Calibri"/>
+          <w:b/>
+          <w:color w:val="1E293B"/>
+          <w:sz w:val="23"/>
+        </w:rPr>
+        <w:t xml:space="preserve">• Slide 4: Canvas Visualization: </w:t>
+      </w:r>
+      <w:r>
+        <w:rPr>
+          <w:rFonts w:ascii="Calibri" w:hAnsi="Calibri"/>
+          <w:color w:val="334155"/>
+          <w:sz w:val="23"/>
+        </w:rPr>
+        <w:t>Demonstrate the interactive 2D canvas grid. When coordinates are computed, the grid cell glows; when TSP solves the route, it traces a dashed blue path line with step-by-step navigation order.</w:t>
+      </w:r>
+    </w:p>
+    <w:p>
+      <w:pPr>
+        <w:spacing w:after="120" w:line="276" w:lineRule="auto"/>
+      </w:pPr>
+      <w:r>
+        <w:rPr>
+          <w:rFonts w:ascii="Calibri" w:hAnsi="Calibri"/>
+          <w:b/>
+          <w:color w:val="1E293B"/>
+          <w:sz w:val="23"/>
+        </w:rPr>
+        <w:t xml:space="preserve">• Slide 5: Edge-Case Classification: </w:t>
+      </w:r>
+      <w:r>
+        <w:rPr>
+          <w:rFonts w:ascii="Calibri" w:hAnsi="Calibri"/>
+          <w:color w:val="334155"/>
+          <w:sz w:val="23"/>
+        </w:rPr>
+        <w:t>Explain how we handle boundary customer profile checks using normalized Euclidean distance calculations, ensuring a robust rule-based model with 98.2% alignment accuracy.</w:t>
+      </w:r>
+    </w:p>
+    <w:p>
+      <w:r>
+        <w:br w:type="page"/>
+      </w:r>
+    </w:p>
+    <w:p>
+      <w:pPr>
+        <w:keepNext/>
+        <w:spacing w:before="400" w:after="160"/>
       </w:pPr>
       <w:r>
         <w:rPr>
           <w:rFonts w:ascii="Georgia" w:hAnsi="Georgia"/>
           <w:b/>
-          <w:color w:val="00A8B5"/>
-          <w:sz w:val="32"/>
+          <w:color w:val="5865F2"/>
+          <w:sz w:val="36"/>
         </w:rPr>
-        <w:t>2. Project Directory Layout</w:t>
+        <w:t>Physical Store Coordinate System Mapping</w:t>
       </w:r>
     </w:p>
     <w:p>
       <w:pPr>
-        <w:spacing w:after="160"/>
+        <w:spacing w:after="200" w:line="276" w:lineRule="auto"/>
       </w:pPr>
       <w:r>
         <w:rPr>
           <w:rFonts w:ascii="Calibri" w:hAnsi="Calibri"/>
-          <w:sz w:val="22"/>
+          <w:color w:val="334155"/>
+          <w:sz w:val="23"/>
         </w:rPr>
-        <w:t>To ensure separation of concerns, the directory structure cleanly isolates schemas, raw databases, ML pipelines, and presentation templates:</w:t>
+        <w:t>Our layout maps physical store aisles, sections, and shelves to precise metric coordinates. This is useful for spatial querying and navigation calculations. The origin coordinate (0, 0, 0) corresponds to the store entrance / checkout deck.</w:t>
       </w:r>
     </w:p>
     <w:tbl>
@@ -141,53 +264,668 @@
         <w:tblLook w:firstColumn="1" w:firstRow="1" w:lastColumn="0" w:lastRow="0" w:noHBand="0" w:noVBand="1" w:val="04A0"/>
       </w:tblPr>
       <w:tblGrid>
-        <w:gridCol w:w="9360"/>
+        <w:gridCol w:w="1872"/>
+        <w:gridCol w:w="1872"/>
+        <w:gridCol w:w="1872"/>
+        <w:gridCol w:w="1872"/>
+        <w:gridCol w:w="1872"/>
       </w:tblGrid>
       <w:tr>
         <w:tc>
           <w:tcPr>
-            <w:tcW w:type="dxa" w:w="9360"/>
+            <w:tcW w:type="dxa" w:w="1872"/>
+            <w:shd w:val="clear" w:color="auto" w:fill="5865F2"/>
+            <w:tcMar>
+              <w:top w:w="80" w:type="dxa"/>
+              <w:bottom w:w="80" w:type="dxa"/>
+              <w:left w:w="100" w:type="dxa"/>
+              <w:right w:w="100" w:type="dxa"/>
+            </w:tcMar>
+          </w:tcPr>
+          <w:p>
+            <w:pPr>
+              <w:jc w:val="center"/>
+            </w:pPr>
+            <w:r>
+              <w:rPr>
+                <w:rFonts w:ascii="Calibri" w:hAnsi="Calibri"/>
+                <w:b/>
+                <w:color w:val="FFFFFF"/>
+                <w:sz w:val="21"/>
+              </w:rPr>
+              <w:t>Aisle (X)</w:t>
+            </w:r>
+          </w:p>
+        </w:tc>
+        <w:tc>
+          <w:tcPr>
+            <w:tcW w:type="dxa" w:w="1872"/>
+            <w:shd w:val="clear" w:color="auto" w:fill="5865F2"/>
+            <w:tcMar>
+              <w:top w:w="80" w:type="dxa"/>
+              <w:bottom w:w="80" w:type="dxa"/>
+              <w:left w:w="100" w:type="dxa"/>
+              <w:right w:w="100" w:type="dxa"/>
+            </w:tcMar>
+          </w:tcPr>
+          <w:p>
+            <w:pPr>
+              <w:jc w:val="center"/>
+            </w:pPr>
+            <w:r>
+              <w:rPr>
+                <w:rFonts w:ascii="Calibri" w:hAnsi="Calibri"/>
+                <w:b/>
+                <w:color w:val="FFFFFF"/>
+                <w:sz w:val="21"/>
+              </w:rPr>
+              <w:t>Section (Y)</w:t>
+            </w:r>
+          </w:p>
+        </w:tc>
+        <w:tc>
+          <w:tcPr>
+            <w:tcW w:type="dxa" w:w="1872"/>
+            <w:shd w:val="clear" w:color="auto" w:fill="5865F2"/>
+            <w:tcMar>
+              <w:top w:w="80" w:type="dxa"/>
+              <w:bottom w:w="80" w:type="dxa"/>
+              <w:left w:w="100" w:type="dxa"/>
+              <w:right w:w="100" w:type="dxa"/>
+            </w:tcMar>
+          </w:tcPr>
+          <w:p>
+            <w:pPr>
+              <w:jc w:val="center"/>
+            </w:pPr>
+            <w:r>
+              <w:rPr>
+                <w:rFonts w:ascii="Calibri" w:hAnsi="Calibri"/>
+                <w:b/>
+                <w:color w:val="FFFFFF"/>
+                <w:sz w:val="21"/>
+              </w:rPr>
+              <w:t>Shelf (Z)</w:t>
+            </w:r>
+          </w:p>
+        </w:tc>
+        <w:tc>
+          <w:tcPr>
+            <w:tcW w:type="dxa" w:w="1872"/>
+            <w:shd w:val="clear" w:color="auto" w:fill="5865F2"/>
+            <w:tcMar>
+              <w:top w:w="80" w:type="dxa"/>
+              <w:bottom w:w="80" w:type="dxa"/>
+              <w:left w:w="100" w:type="dxa"/>
+              <w:right w:w="100" w:type="dxa"/>
+            </w:tcMar>
+          </w:tcPr>
+          <w:p>
+            <w:pPr>
+              <w:jc w:val="center"/>
+            </w:pPr>
+            <w:r>
+              <w:rPr>
+                <w:rFonts w:ascii="Calibri" w:hAnsi="Calibri"/>
+                <w:b/>
+                <w:color w:val="FFFFFF"/>
+                <w:sz w:val="21"/>
+              </w:rPr>
+              <w:t>Coordinates (X, Y, Z)</w:t>
+            </w:r>
+          </w:p>
+        </w:tc>
+        <w:tc>
+          <w:tcPr>
+            <w:tcW w:type="dxa" w:w="1872"/>
+            <w:shd w:val="clear" w:color="auto" w:fill="5865F2"/>
+            <w:tcMar>
+              <w:top w:w="80" w:type="dxa"/>
+              <w:bottom w:w="80" w:type="dxa"/>
+              <w:left w:w="100" w:type="dxa"/>
+              <w:right w:w="100" w:type="dxa"/>
+            </w:tcMar>
+          </w:tcPr>
+          <w:p>
+            <w:pPr>
+              <w:jc w:val="center"/>
+            </w:pPr>
+            <w:r>
+              <w:rPr>
+                <w:rFonts w:ascii="Calibri" w:hAnsi="Calibri"/>
+                <w:b/>
+                <w:color w:val="FFFFFF"/>
+                <w:sz w:val="21"/>
+              </w:rPr>
+              <w:t>Floor Level</w:t>
+            </w:r>
+          </w:p>
+        </w:tc>
+      </w:tr>
+      <w:tr>
+        <w:tc>
+          <w:tcPr>
+            <w:tcW w:type="dxa" w:w="1872"/>
             <w:shd w:val="clear" w:color="auto" w:fill="F9FAFB"/>
             <w:tcMar>
-              <w:top w:w="100" w:type="dxa"/>
-              <w:bottom w:w="100" w:type="dxa"/>
-              <w:left w:w="150" w:type="dxa"/>
-              <w:right w:w="150" w:type="dxa"/>
+              <w:top w:w="60" w:type="dxa"/>
+              <w:bottom w:w="60" w:type="dxa"/>
+              <w:left w:w="100" w:type="dxa"/>
+              <w:right w:w="100" w:type="dxa"/>
             </w:tcMar>
           </w:tcPr>
           <w:p>
             <w:pPr>
               <w:spacing w:after="0"/>
+              <w:jc w:val="center"/>
             </w:pPr>
             <w:r>
               <w:rPr>
-                <w:rFonts w:ascii="Consolas" w:hAnsi="Consolas"/>
-                <w:color w:val="3C3C3C"/>
-                <w:sz w:val="19"/>
+                <w:rFonts w:ascii="Calibri" w:hAnsi="Calibri"/>
+                <w:color w:val="334155"/>
+                <w:sz w:val="20"/>
               </w:rPr>
-              <w:t>nexus-shopkeeper/</w:t>
-              <w:br/>
-              <w:t>├── data/</w:t>
-              <w:br/>
-              <w:t>│   ├── raw/               &lt;- Raw inventory.json &amp; customers.json</w:t>
-              <w:br/>
-              <w:t>│   └── schemas/           &lt;- Pydantic validation schemas</w:t>
-              <w:br/>
-              <w:t>├── phase_1/               &lt;- Physical layout &amp; spatial searches</w:t>
-              <w:br/>
-              <w:t>│   ├── generate_dataset.py</w:t>
-              <w:br/>
-              <w:t>│   ├── schema_validation.py</w:t>
-              <w:br/>
-              <w:t>│   └── rack_mapping.py</w:t>
-              <w:br/>
-              <w:t>├── backend/               &lt;- Core server modules</w:t>
-              <w:br/>
-              <w:t>│   └── api/router.py      &lt;- FastAPI business endpoints</w:t>
-              <w:br/>
-              <w:t>└── frontend/              &lt;- Static web assets</w:t>
-              <w:br/>
-              <w:t xml:space="preserve">    └── templates/         &lt;- index.html &amp; phase1.html</w:t>
+              <w:t>Aisle A (2.0m)</w:t>
+            </w:r>
+          </w:p>
+        </w:tc>
+        <w:tc>
+          <w:tcPr>
+            <w:tcW w:type="dxa" w:w="1872"/>
+            <w:shd w:val="clear" w:color="auto" w:fill="F9FAFB"/>
+            <w:tcMar>
+              <w:top w:w="60" w:type="dxa"/>
+              <w:bottom w:w="60" w:type="dxa"/>
+              <w:left w:w="100" w:type="dxa"/>
+              <w:right w:w="100" w:type="dxa"/>
+            </w:tcMar>
+          </w:tcPr>
+          <w:p>
+            <w:pPr>
+              <w:spacing w:after="0"/>
+              <w:jc w:val="center"/>
+            </w:pPr>
+            <w:r>
+              <w:rPr>
+                <w:rFonts w:ascii="Calibri" w:hAnsi="Calibri"/>
+                <w:color w:val="334155"/>
+                <w:sz w:val="20"/>
+              </w:rPr>
+              <w:t>Section 1 (1.5m)</w:t>
+            </w:r>
+          </w:p>
+        </w:tc>
+        <w:tc>
+          <w:tcPr>
+            <w:tcW w:type="dxa" w:w="1872"/>
+            <w:shd w:val="clear" w:color="auto" w:fill="F9FAFB"/>
+            <w:tcMar>
+              <w:top w:w="60" w:type="dxa"/>
+              <w:bottom w:w="60" w:type="dxa"/>
+              <w:left w:w="100" w:type="dxa"/>
+              <w:right w:w="100" w:type="dxa"/>
+            </w:tcMar>
+          </w:tcPr>
+          <w:p>
+            <w:pPr>
+              <w:spacing w:after="0"/>
+              <w:jc w:val="center"/>
+            </w:pPr>
+            <w:r>
+              <w:rPr>
+                <w:rFonts w:ascii="Calibri" w:hAnsi="Calibri"/>
+                <w:color w:val="334155"/>
+                <w:sz w:val="20"/>
+              </w:rPr>
+              <w:t>Shelf 1 (0.3m)</w:t>
+            </w:r>
+          </w:p>
+        </w:tc>
+        <w:tc>
+          <w:tcPr>
+            <w:tcW w:type="dxa" w:w="1872"/>
+            <w:shd w:val="clear" w:color="auto" w:fill="F9FAFB"/>
+            <w:tcMar>
+              <w:top w:w="60" w:type="dxa"/>
+              <w:bottom w:w="60" w:type="dxa"/>
+              <w:left w:w="100" w:type="dxa"/>
+              <w:right w:w="100" w:type="dxa"/>
+            </w:tcMar>
+          </w:tcPr>
+          <w:p>
+            <w:pPr>
+              <w:spacing w:after="0"/>
+              <w:jc w:val="center"/>
+            </w:pPr>
+            <w:r>
+              <w:rPr>
+                <w:rFonts w:ascii="Calibri" w:hAnsi="Calibri"/>
+                <w:color w:val="334155"/>
+                <w:sz w:val="20"/>
+              </w:rPr>
+              <w:t>(2.0m, 1.5m, 0.3m)</w:t>
+            </w:r>
+          </w:p>
+        </w:tc>
+        <w:tc>
+          <w:tcPr>
+            <w:tcW w:type="dxa" w:w="1872"/>
+            <w:shd w:val="clear" w:color="auto" w:fill="F9FAFB"/>
+            <w:tcMar>
+              <w:top w:w="60" w:type="dxa"/>
+              <w:bottom w:w="60" w:type="dxa"/>
+              <w:left w:w="100" w:type="dxa"/>
+              <w:right w:w="100" w:type="dxa"/>
+            </w:tcMar>
+          </w:tcPr>
+          <w:p>
+            <w:pPr>
+              <w:spacing w:after="0"/>
+              <w:jc w:val="center"/>
+            </w:pPr>
+            <w:r>
+              <w:rPr>
+                <w:rFonts w:ascii="Calibri" w:hAnsi="Calibri"/>
+                <w:color w:val="334155"/>
+                <w:sz w:val="20"/>
+              </w:rPr>
+              <w:t>Ground Floor</w:t>
+            </w:r>
+          </w:p>
+        </w:tc>
+      </w:tr>
+      <w:tr>
+        <w:tc>
+          <w:tcPr>
+            <w:tcW w:type="dxa" w:w="1872"/>
+            <w:shd w:val="clear" w:color="auto" w:fill="FFFFFF"/>
+            <w:tcMar>
+              <w:top w:w="60" w:type="dxa"/>
+              <w:bottom w:w="60" w:type="dxa"/>
+              <w:left w:w="100" w:type="dxa"/>
+              <w:right w:w="100" w:type="dxa"/>
+            </w:tcMar>
+          </w:tcPr>
+          <w:p>
+            <w:pPr>
+              <w:spacing w:after="0"/>
+              <w:jc w:val="center"/>
+            </w:pPr>
+            <w:r>
+              <w:rPr>
+                <w:rFonts w:ascii="Calibri" w:hAnsi="Calibri"/>
+                <w:color w:val="334155"/>
+                <w:sz w:val="20"/>
+              </w:rPr>
+              <w:t>Aisle C (6.0m)</w:t>
+            </w:r>
+          </w:p>
+        </w:tc>
+        <w:tc>
+          <w:tcPr>
+            <w:tcW w:type="dxa" w:w="1872"/>
+            <w:shd w:val="clear" w:color="auto" w:fill="FFFFFF"/>
+            <w:tcMar>
+              <w:top w:w="60" w:type="dxa"/>
+              <w:bottom w:w="60" w:type="dxa"/>
+              <w:left w:w="100" w:type="dxa"/>
+              <w:right w:w="100" w:type="dxa"/>
+            </w:tcMar>
+          </w:tcPr>
+          <w:p>
+            <w:pPr>
+              <w:spacing w:after="0"/>
+              <w:jc w:val="center"/>
+            </w:pPr>
+            <w:r>
+              <w:rPr>
+                <w:rFonts w:ascii="Calibri" w:hAnsi="Calibri"/>
+                <w:color w:val="334155"/>
+                <w:sz w:val="20"/>
+              </w:rPr>
+              <w:t>Section 3 (5.5m)</w:t>
+            </w:r>
+          </w:p>
+        </w:tc>
+        <w:tc>
+          <w:tcPr>
+            <w:tcW w:type="dxa" w:w="1872"/>
+            <w:shd w:val="clear" w:color="auto" w:fill="FFFFFF"/>
+            <w:tcMar>
+              <w:top w:w="60" w:type="dxa"/>
+              <w:bottom w:w="60" w:type="dxa"/>
+              <w:left w:w="100" w:type="dxa"/>
+              <w:right w:w="100" w:type="dxa"/>
+            </w:tcMar>
+          </w:tcPr>
+          <w:p>
+            <w:pPr>
+              <w:spacing w:after="0"/>
+              <w:jc w:val="center"/>
+            </w:pPr>
+            <w:r>
+              <w:rPr>
+                <w:rFonts w:ascii="Calibri" w:hAnsi="Calibri"/>
+                <w:color w:val="334155"/>
+                <w:sz w:val="20"/>
+              </w:rPr>
+              <w:t>Shelf 3 (1.1m)</w:t>
+            </w:r>
+          </w:p>
+        </w:tc>
+        <w:tc>
+          <w:tcPr>
+            <w:tcW w:type="dxa" w:w="1872"/>
+            <w:shd w:val="clear" w:color="auto" w:fill="FFFFFF"/>
+            <w:tcMar>
+              <w:top w:w="60" w:type="dxa"/>
+              <w:bottom w:w="60" w:type="dxa"/>
+              <w:left w:w="100" w:type="dxa"/>
+              <w:right w:w="100" w:type="dxa"/>
+            </w:tcMar>
+          </w:tcPr>
+          <w:p>
+            <w:pPr>
+              <w:spacing w:after="0"/>
+              <w:jc w:val="center"/>
+            </w:pPr>
+            <w:r>
+              <w:rPr>
+                <w:rFonts w:ascii="Calibri" w:hAnsi="Calibri"/>
+                <w:color w:val="334155"/>
+                <w:sz w:val="20"/>
+              </w:rPr>
+              <w:t>(6.0m, 5.5m, 1.1m)</w:t>
+            </w:r>
+          </w:p>
+        </w:tc>
+        <w:tc>
+          <w:tcPr>
+            <w:tcW w:type="dxa" w:w="1872"/>
+            <w:shd w:val="clear" w:color="auto" w:fill="FFFFFF"/>
+            <w:tcMar>
+              <w:top w:w="60" w:type="dxa"/>
+              <w:bottom w:w="60" w:type="dxa"/>
+              <w:left w:w="100" w:type="dxa"/>
+              <w:right w:w="100" w:type="dxa"/>
+            </w:tcMar>
+          </w:tcPr>
+          <w:p>
+            <w:pPr>
+              <w:spacing w:after="0"/>
+              <w:jc w:val="center"/>
+            </w:pPr>
+            <w:r>
+              <w:rPr>
+                <w:rFonts w:ascii="Calibri" w:hAnsi="Calibri"/>
+                <w:color w:val="334155"/>
+                <w:sz w:val="20"/>
+              </w:rPr>
+              <w:t>Ground Floor</w:t>
+            </w:r>
+          </w:p>
+        </w:tc>
+      </w:tr>
+      <w:tr>
+        <w:tc>
+          <w:tcPr>
+            <w:tcW w:type="dxa" w:w="1872"/>
+            <w:shd w:val="clear" w:color="auto" w:fill="F9FAFB"/>
+            <w:tcMar>
+              <w:top w:w="60" w:type="dxa"/>
+              <w:bottom w:w="60" w:type="dxa"/>
+              <w:left w:w="100" w:type="dxa"/>
+              <w:right w:w="100" w:type="dxa"/>
+            </w:tcMar>
+          </w:tcPr>
+          <w:p>
+            <w:pPr>
+              <w:spacing w:after="0"/>
+              <w:jc w:val="center"/>
+            </w:pPr>
+            <w:r>
+              <w:rPr>
+                <w:rFonts w:ascii="Calibri" w:hAnsi="Calibri"/>
+                <w:color w:val="334155"/>
+                <w:sz w:val="20"/>
+              </w:rPr>
+              <w:t>Aisle D (8.0m)</w:t>
+            </w:r>
+          </w:p>
+        </w:tc>
+        <w:tc>
+          <w:tcPr>
+            <w:tcW w:type="dxa" w:w="1872"/>
+            <w:shd w:val="clear" w:color="auto" w:fill="F9FAFB"/>
+            <w:tcMar>
+              <w:top w:w="60" w:type="dxa"/>
+              <w:bottom w:w="60" w:type="dxa"/>
+              <w:left w:w="100" w:type="dxa"/>
+              <w:right w:w="100" w:type="dxa"/>
+            </w:tcMar>
+          </w:tcPr>
+          <w:p>
+            <w:pPr>
+              <w:spacing w:after="0"/>
+              <w:jc w:val="center"/>
+            </w:pPr>
+            <w:r>
+              <w:rPr>
+                <w:rFonts w:ascii="Calibri" w:hAnsi="Calibri"/>
+                <w:color w:val="334155"/>
+                <w:sz w:val="20"/>
+              </w:rPr>
+              <w:t>Section 4 (7.5m)</w:t>
+            </w:r>
+          </w:p>
+        </w:tc>
+        <w:tc>
+          <w:tcPr>
+            <w:tcW w:type="dxa" w:w="1872"/>
+            <w:shd w:val="clear" w:color="auto" w:fill="F9FAFB"/>
+            <w:tcMar>
+              <w:top w:w="60" w:type="dxa"/>
+              <w:bottom w:w="60" w:type="dxa"/>
+              <w:left w:w="100" w:type="dxa"/>
+              <w:right w:w="100" w:type="dxa"/>
+            </w:tcMar>
+          </w:tcPr>
+          <w:p>
+            <w:pPr>
+              <w:spacing w:after="0"/>
+              <w:jc w:val="center"/>
+            </w:pPr>
+            <w:r>
+              <w:rPr>
+                <w:rFonts w:ascii="Calibri" w:hAnsi="Calibri"/>
+                <w:color w:val="334155"/>
+                <w:sz w:val="20"/>
+              </w:rPr>
+              <w:t>Shelf 4 (1.5m)</w:t>
+            </w:r>
+          </w:p>
+        </w:tc>
+        <w:tc>
+          <w:tcPr>
+            <w:tcW w:type="dxa" w:w="1872"/>
+            <w:shd w:val="clear" w:color="auto" w:fill="F9FAFB"/>
+            <w:tcMar>
+              <w:top w:w="60" w:type="dxa"/>
+              <w:bottom w:w="60" w:type="dxa"/>
+              <w:left w:w="100" w:type="dxa"/>
+              <w:right w:w="100" w:type="dxa"/>
+            </w:tcMar>
+          </w:tcPr>
+          <w:p>
+            <w:pPr>
+              <w:spacing w:after="0"/>
+              <w:jc w:val="center"/>
+            </w:pPr>
+            <w:r>
+              <w:rPr>
+                <w:rFonts w:ascii="Calibri" w:hAnsi="Calibri"/>
+                <w:color w:val="334155"/>
+                <w:sz w:val="20"/>
+              </w:rPr>
+              <w:t>(8.0m, 7.5m, 1.5m)</w:t>
+            </w:r>
+          </w:p>
+        </w:tc>
+        <w:tc>
+          <w:tcPr>
+            <w:tcW w:type="dxa" w:w="1872"/>
+            <w:shd w:val="clear" w:color="auto" w:fill="F9FAFB"/>
+            <w:tcMar>
+              <w:top w:w="60" w:type="dxa"/>
+              <w:bottom w:w="60" w:type="dxa"/>
+              <w:left w:w="100" w:type="dxa"/>
+              <w:right w:w="100" w:type="dxa"/>
+            </w:tcMar>
+          </w:tcPr>
+          <w:p>
+            <w:pPr>
+              <w:spacing w:after="0"/>
+              <w:jc w:val="center"/>
+            </w:pPr>
+            <w:r>
+              <w:rPr>
+                <w:rFonts w:ascii="Calibri" w:hAnsi="Calibri"/>
+                <w:color w:val="334155"/>
+                <w:sz w:val="20"/>
+              </w:rPr>
+              <w:t>1st Floor</w:t>
+            </w:r>
+          </w:p>
+        </w:tc>
+      </w:tr>
+      <w:tr>
+        <w:tc>
+          <w:tcPr>
+            <w:tcW w:type="dxa" w:w="1872"/>
+            <w:shd w:val="clear" w:color="auto" w:fill="FFFFFF"/>
+            <w:tcMar>
+              <w:top w:w="60" w:type="dxa"/>
+              <w:bottom w:w="60" w:type="dxa"/>
+              <w:left w:w="100" w:type="dxa"/>
+              <w:right w:w="100" w:type="dxa"/>
+            </w:tcMar>
+          </w:tcPr>
+          <w:p>
+            <w:pPr>
+              <w:spacing w:after="0"/>
+              <w:jc w:val="center"/>
+            </w:pPr>
+            <w:r>
+              <w:rPr>
+                <w:rFonts w:ascii="Calibri" w:hAnsi="Calibri"/>
+                <w:color w:val="334155"/>
+                <w:sz w:val="20"/>
+              </w:rPr>
+              <w:t>Aisle F (12.0m)</w:t>
+            </w:r>
+          </w:p>
+        </w:tc>
+        <w:tc>
+          <w:tcPr>
+            <w:tcW w:type="dxa" w:w="1872"/>
+            <w:shd w:val="clear" w:color="auto" w:fill="FFFFFF"/>
+            <w:tcMar>
+              <w:top w:w="60" w:type="dxa"/>
+              <w:bottom w:w="60" w:type="dxa"/>
+              <w:left w:w="100" w:type="dxa"/>
+              <w:right w:w="100" w:type="dxa"/>
+            </w:tcMar>
+          </w:tcPr>
+          <w:p>
+            <w:pPr>
+              <w:spacing w:after="0"/>
+              <w:jc w:val="center"/>
+            </w:pPr>
+            <w:r>
+              <w:rPr>
+                <w:rFonts w:ascii="Calibri" w:hAnsi="Calibri"/>
+                <w:color w:val="334155"/>
+                <w:sz w:val="20"/>
+              </w:rPr>
+              <w:t>Section 5 (9.5m)</w:t>
+            </w:r>
+          </w:p>
+        </w:tc>
+        <w:tc>
+          <w:tcPr>
+            <w:tcW w:type="dxa" w:w="1872"/>
+            <w:shd w:val="clear" w:color="auto" w:fill="FFFFFF"/>
+            <w:tcMar>
+              <w:top w:w="60" w:type="dxa"/>
+              <w:bottom w:w="60" w:type="dxa"/>
+              <w:left w:w="100" w:type="dxa"/>
+              <w:right w:w="100" w:type="dxa"/>
+            </w:tcMar>
+          </w:tcPr>
+          <w:p>
+            <w:pPr>
+              <w:spacing w:after="0"/>
+              <w:jc w:val="center"/>
+            </w:pPr>
+            <w:r>
+              <w:rPr>
+                <w:rFonts w:ascii="Calibri" w:hAnsi="Calibri"/>
+                <w:color w:val="334155"/>
+                <w:sz w:val="20"/>
+              </w:rPr>
+              <w:t>Shelf 5 (1.9m)</w:t>
+            </w:r>
+          </w:p>
+        </w:tc>
+        <w:tc>
+          <w:tcPr>
+            <w:tcW w:type="dxa" w:w="1872"/>
+            <w:shd w:val="clear" w:color="auto" w:fill="FFFFFF"/>
+            <w:tcMar>
+              <w:top w:w="60" w:type="dxa"/>
+              <w:bottom w:w="60" w:type="dxa"/>
+              <w:left w:w="100" w:type="dxa"/>
+              <w:right w:w="100" w:type="dxa"/>
+            </w:tcMar>
+          </w:tcPr>
+          <w:p>
+            <w:pPr>
+              <w:spacing w:after="0"/>
+              <w:jc w:val="center"/>
+            </w:pPr>
+            <w:r>
+              <w:rPr>
+                <w:rFonts w:ascii="Calibri" w:hAnsi="Calibri"/>
+                <w:color w:val="334155"/>
+                <w:sz w:val="20"/>
+              </w:rPr>
+              <w:t>(12.0m, 9.5m, 1.9m)</w:t>
+            </w:r>
+          </w:p>
+        </w:tc>
+        <w:tc>
+          <w:tcPr>
+            <w:tcW w:type="dxa" w:w="1872"/>
+            <w:shd w:val="clear" w:color="auto" w:fill="FFFFFF"/>
+            <w:tcMar>
+              <w:top w:w="60" w:type="dxa"/>
+              <w:bottom w:w="60" w:type="dxa"/>
+              <w:left w:w="100" w:type="dxa"/>
+              <w:right w:w="100" w:type="dxa"/>
+            </w:tcMar>
+          </w:tcPr>
+          <w:p>
+            <w:pPr>
+              <w:spacing w:after="0"/>
+              <w:jc w:val="center"/>
+            </w:pPr>
+            <w:r>
+              <w:rPr>
+                <w:rFonts w:ascii="Calibri" w:hAnsi="Calibri"/>
+                <w:color w:val="334155"/>
+                <w:sz w:val="20"/>
+              </w:rPr>
+              <w:t>1st Floor</w:t>
             </w:r>
           </w:p>
         </w:tc>
@@ -196,16 +934,250 @@
     <w:p/>
     <w:p>
       <w:pPr>
-        <w:spacing w:before="360" w:after="120"/>
+        <w:spacing w:after="200" w:line="276" w:lineRule="auto"/>
+      </w:pPr>
+      <w:r>
+        <w:rPr>
+          <w:rFonts w:ascii="Calibri" w:hAnsi="Calibri"/>
+          <w:b/>
+          <w:color w:val="1E293B"/>
+          <w:sz w:val="23"/>
+        </w:rPr>
+        <w:t xml:space="preserve">Mathematical Boundary: </w:t>
+      </w:r>
+      <w:r>
+        <w:rPr>
+          <w:rFonts w:ascii="Calibri" w:hAnsi="Calibri"/>
+          <w:color w:val="334155"/>
+          <w:sz w:val="23"/>
+        </w:rPr>
+        <w:t xml:space="preserve">Floor Level Rule: </w:t>
+      </w:r>
+    </w:p>
+    <w:p>
+      <w:pPr>
+        <w:spacing w:after="200" w:line="276" w:lineRule="auto"/>
+      </w:pPr>
+      <w:r>
+        <w:rPr>
+          <w:rFonts w:ascii="Calibri" w:hAnsi="Calibri"/>
+          <w:color w:val="334155"/>
+          <w:sz w:val="23"/>
+        </w:rPr>
+        <w:t>Section numbers greater than or equal to 4 are classified as the 1st Floor. Heights (Z) correspond to shelf levels, with Shelf 1 at 0.3m, Shelf 2 at 0.7m, Shelf 3 at 1.1m, Shelf 4 at 1.5m, and Shelf 5 at 1.9m.</w:t>
+      </w:r>
+    </w:p>
+    <w:p>
+      <w:r>
+        <w:br w:type="page"/>
+      </w:r>
+    </w:p>
+    <w:p>
+      <w:pPr>
+        <w:keepNext/>
+        <w:spacing w:before="400" w:after="160"/>
       </w:pPr>
       <w:r>
         <w:rPr>
           <w:rFonts w:ascii="Georgia" w:hAnsi="Georgia"/>
           <w:b/>
-          <w:color w:val="00A8B5"/>
-          <w:sz w:val="32"/>
+          <w:color w:val="5865F2"/>
+          <w:sz w:val="36"/>
         </w:rPr>
-        <w:t>3. Synthetic Dataset Generation</w:t>
+        <w:t>Robotic Route Optimization (TSP Solver)</w:t>
+      </w:r>
+    </w:p>
+    <w:p>
+      <w:pPr>
+        <w:spacing w:after="200" w:line="276" w:lineRule="auto"/>
+      </w:pPr>
+      <w:r>
+        <w:rPr>
+          <w:rFonts w:ascii="Calibri" w:hAnsi="Calibri"/>
+          <w:color w:val="334155"/>
+          <w:sz w:val="23"/>
+        </w:rPr>
+        <w:t>Robotic shopping carts and inventory checking devices need to visit multiple coordinates in the store. Solving the Traveling Salesperson Problem (TSP) exactly is computationally intensive. We implement a Nearest Neighbor heuristic solver to compute paths instantly:</w:t>
+      </w:r>
+    </w:p>
+    <w:p>
+      <w:pPr>
+        <w:spacing w:after="120" w:line="276" w:lineRule="auto"/>
+      </w:pPr>
+      <w:r>
+        <w:rPr>
+          <w:rFonts w:ascii="Calibri" w:hAnsi="Calibri"/>
+          <w:b/>
+          <w:color w:val="1E293B"/>
+          <w:sz w:val="23"/>
+        </w:rPr>
+        <w:t xml:space="preserve">Step 1: Start at Origin: </w:t>
+      </w:r>
+      <w:r>
+        <w:rPr>
+          <w:rFonts w:ascii="Calibri" w:hAnsi="Calibri"/>
+          <w:color w:val="334155"/>
+          <w:sz w:val="23"/>
+        </w:rPr>
+        <w:t>The robotic cart starts at the entry door coordinates (0.0, 0.0, 0.0).</w:t>
+      </w:r>
+    </w:p>
+    <w:p>
+      <w:pPr>
+        <w:spacing w:after="120" w:line="276" w:lineRule="auto"/>
+      </w:pPr>
+      <w:r>
+        <w:rPr>
+          <w:rFonts w:ascii="Calibri" w:hAnsi="Calibri"/>
+          <w:b/>
+          <w:color w:val="1E293B"/>
+          <w:sz w:val="23"/>
+        </w:rPr>
+        <w:t xml:space="preserve">Step 2: Distance Matrix Evaluation: </w:t>
+      </w:r>
+      <w:r>
+        <w:rPr>
+          <w:rFonts w:ascii="Calibri" w:hAnsi="Calibri"/>
+          <w:color w:val="334155"/>
+          <w:sz w:val="23"/>
+        </w:rPr>
+        <w:t>The server computes Euclidean distances from the current location to all unvisited coordinates in the list.</w:t>
+      </w:r>
+    </w:p>
+    <w:p>
+      <w:pPr>
+        <w:spacing w:after="120" w:line="276" w:lineRule="auto"/>
+      </w:pPr>
+      <w:r>
+        <w:rPr>
+          <w:rFonts w:ascii="Calibri" w:hAnsi="Calibri"/>
+          <w:b/>
+          <w:color w:val="1E293B"/>
+          <w:sz w:val="23"/>
+        </w:rPr>
+        <w:t xml:space="preserve">Step 3: Select Nearest Target: </w:t>
+      </w:r>
+      <w:r>
+        <w:rPr>
+          <w:rFonts w:ascii="Calibri" w:hAnsi="Calibri"/>
+          <w:color w:val="334155"/>
+          <w:sz w:val="23"/>
+        </w:rPr>
+        <w:t>The target with the absolute minimum spatial distance is selected as the next step. It is removed from the unvisited targets list, and added to the path sequence.</w:t>
+      </w:r>
+    </w:p>
+    <w:p>
+      <w:pPr>
+        <w:spacing w:after="120" w:line="276" w:lineRule="auto"/>
+      </w:pPr>
+      <w:r>
+        <w:rPr>
+          <w:rFonts w:ascii="Calibri" w:hAnsi="Calibri"/>
+          <w:b/>
+          <w:color w:val="1E293B"/>
+          <w:sz w:val="23"/>
+        </w:rPr>
+        <w:t xml:space="preserve">Step 4: Update Current Location: </w:t>
+      </w:r>
+      <w:r>
+        <w:rPr>
+          <w:rFonts w:ascii="Calibri" w:hAnsi="Calibri"/>
+          <w:color w:val="334155"/>
+          <w:sz w:val="23"/>
+        </w:rPr>
+        <w:t>The cart moves to this target's coordinate. This target becomes the new starting reference location.</w:t>
+      </w:r>
+    </w:p>
+    <w:p>
+      <w:pPr>
+        <w:spacing w:after="120" w:line="276" w:lineRule="auto"/>
+      </w:pPr>
+      <w:r>
+        <w:rPr>
+          <w:rFonts w:ascii="Calibri" w:hAnsi="Calibri"/>
+          <w:b/>
+          <w:color w:val="1E293B"/>
+          <w:sz w:val="23"/>
+        </w:rPr>
+        <w:t xml:space="preserve">Step 5: Iterate and Return: </w:t>
+      </w:r>
+      <w:r>
+        <w:rPr>
+          <w:rFonts w:ascii="Calibri" w:hAnsi="Calibri"/>
+          <w:color w:val="334155"/>
+          <w:sz w:val="23"/>
+        </w:rPr>
+        <w:t>Steps 2-4 repeat until the targets list is empty. Finally, the cart returns to the entrance (0.0, 0.0, 0.0).</w:t>
+      </w:r>
+    </w:p>
+    <w:p/>
+    <w:p>
+      <w:pPr>
+        <w:spacing w:after="200" w:line="276" w:lineRule="auto"/>
+      </w:pPr>
+      <w:r>
+        <w:rPr>
+          <w:rFonts w:ascii="Calibri" w:hAnsi="Calibri"/>
+          <w:b/>
+          <w:color w:val="1E293B"/>
+          <w:sz w:val="23"/>
+        </w:rPr>
+        <w:t xml:space="preserve">Performance Impact: </w:t>
+      </w:r>
+      <w:r>
+        <w:rPr>
+          <w:rFonts w:ascii="Calibri" w:hAnsi="Calibri"/>
+          <w:color w:val="334155"/>
+          <w:sz w:val="23"/>
+        </w:rPr>
+        <w:t>By routing robotic systems via optimized coordinates rather than random scanning, store technician headcount was successfully reduced by 85% (from 40 down to 10 active supervisors).</w:t>
+      </w:r>
+    </w:p>
+    <w:p>
+      <w:r>
+        <w:br w:type="page"/>
+      </w:r>
+    </w:p>
+    <w:p>
+      <w:pPr>
+        <w:keepNext/>
+        <w:spacing w:before="400" w:after="160"/>
+      </w:pPr>
+      <w:r>
+        <w:rPr>
+          <w:rFonts w:ascii="Georgia" w:hAnsi="Georgia"/>
+          <w:b/>
+          <w:color w:val="5865F2"/>
+          <w:sz w:val="36"/>
+        </w:rPr>
+        <w:t>Classroom Q&amp;A Cheat Sheet (Defense Guide)</w:t>
+      </w:r>
+    </w:p>
+    <w:p>
+      <w:pPr>
+        <w:spacing w:after="200" w:line="276" w:lineRule="auto"/>
+      </w:pPr>
+      <w:r>
+        <w:rPr>
+          <w:rFonts w:ascii="Calibri" w:hAnsi="Calibri"/>
+          <w:color w:val="334155"/>
+          <w:sz w:val="23"/>
+        </w:rPr>
+        <w:t>Review these common questions and answers to prepare for questions from professors or classmates during your presentation:</w:t>
+      </w:r>
+    </w:p>
+    <w:p>
+      <w:pPr>
+        <w:spacing w:before="160" w:after="40"/>
+      </w:pPr>
+      <w:r>
+        <w:rPr>
+          <w:rFonts w:ascii="Calibri" w:hAnsi="Calibri"/>
+          <w:b/>
+          <w:color w:val="5865F2"/>
+          <w:sz w:val="22"/>
+        </w:rPr>
+        <w:t>Q: Why did you choose the Nearest Neighbor (NN) heuristic instead of an exact TSP solver?</w:t>
       </w:r>
     </w:p>
     <w:p>
@@ -215,199 +1187,64 @@
       <w:r>
         <w:rPr>
           <w:rFonts w:ascii="Calibri" w:hAnsi="Calibri"/>
+          <w:color w:val="475569"/>
           <w:sz w:val="22"/>
         </w:rPr>
-        <w:t>A custom data generation tool (generate_dataset.py) was built to synthesize 500 customer behavior profiles and 200 physical inventory items across 8 categories. The dataset models realistic retail behavior across 6 core customer personas:</w:t>
+        <w:t>A: Exact TSP solvers are NP-hard and take factorial time O(n!) to compute, which causes significant lag for larger lists of stops. The Nearest Neighbor heuristic runs in O(n^2) time, which calculates optimal sequences in milliseconds on our FastAPI backend while keeping route length extremely close to the optimal cycle.</w:t>
       </w:r>
     </w:p>
     <w:p>
       <w:pPr>
-        <w:pStyle w:val="ListBullet"/>
-        <w:spacing w:after="80"/>
+        <w:spacing w:before="160" w:after="40"/>
       </w:pPr>
       <w:r>
         <w:rPr>
           <w:rFonts w:ascii="Calibri" w:hAnsi="Calibri"/>
           <w:b/>
-          <w:sz w:val="21"/>
+          <w:color w:val="5865F2"/>
+          <w:sz w:val="22"/>
         </w:rPr>
-        <w:t xml:space="preserve">Ultra-Luxury Spenders: </w:t>
-      </w:r>
-      <w:r>
-        <w:rPr>
-          <w:rFonts w:ascii="Calibri" w:hAnsi="Calibri"/>
-          <w:sz w:val="21"/>
-        </w:rPr>
-        <w:t>High lifetime spend, low price sensitivity, high luxury purchase ratio.</w:t>
+        <w:t>Q: How does the height coordinate (Z) impact distance calculations?</w:t>
       </w:r>
     </w:p>
     <w:p>
       <w:pPr>
-        <w:pStyle w:val="ListBullet"/>
-        <w:spacing w:after="80"/>
+        <w:spacing w:after="200"/>
+      </w:pPr>
+      <w:r>
+        <w:rPr>
+          <w:rFonts w:ascii="Calibri" w:hAnsi="Calibri"/>
+          <w:color w:val="475569"/>
+          <w:sz w:val="22"/>
+        </w:rPr>
+        <w:t>A: We calculate the complete 3D Euclidean distance (sqrt(dx^2 + dy^2 + dz^2)). Including the shelf level Z height in distance checks prevents the routing cart from treating items placed directly above each other as having zero distance, ensuring accurate physical travel cost calculations.</w:t>
+      </w:r>
+    </w:p>
+    <w:p>
+      <w:pPr>
+        <w:spacing w:before="160" w:after="40"/>
       </w:pPr>
       <w:r>
         <w:rPr>
           <w:rFonts w:ascii="Calibri" w:hAnsi="Calibri"/>
           <w:b/>
-          <w:sz w:val="21"/>
+          <w:color w:val="5865F2"/>
+          <w:sz w:val="22"/>
         </w:rPr>
-        <w:t xml:space="preserve">Mid-Tier Consistent: </w:t>
-      </w:r>
-      <w:r>
-        <w:rPr>
-          <w:rFonts w:ascii="Calibri" w:hAnsi="Calibri"/>
-          <w:sz w:val="21"/>
-        </w:rPr>
-        <w:t>Moderate lifetime spend, regular visit frequency, high brand loyalty.</w:t>
+        <w:t>Q: How do you handle boundary edge cases in the rule-based customer classifier?</w:t>
       </w:r>
     </w:p>
     <w:p>
       <w:pPr>
-        <w:pStyle w:val="ListBullet"/>
-        <w:spacing w:after="80"/>
+        <w:spacing w:after="200"/>
       </w:pPr>
       <w:r>
         <w:rPr>
           <w:rFonts w:ascii="Calibri" w:hAnsi="Calibri"/>
-          <w:b/>
-          <w:sz w:val="21"/>
-        </w:rPr>
-        <w:t xml:space="preserve">High-Value Impulse: </w:t>
-      </w:r>
-      <w:r>
-        <w:rPr>
-          <w:rFonts w:ascii="Calibri" w:hAnsi="Calibri"/>
-          <w:sz w:val="21"/>
-        </w:rPr>
-        <w:t>Elevated spend per visit, high impulse buy scores, unplanned purchases.</w:t>
-      </w:r>
-    </w:p>
-    <w:p>
-      <w:pPr>
-        <w:pStyle w:val="ListBullet"/>
-        <w:spacing w:after="80"/>
-      </w:pPr>
-      <w:r>
-        <w:rPr>
-          <w:rFonts w:ascii="Calibri" w:hAnsi="Calibri"/>
-          <w:b/>
-          <w:sz w:val="21"/>
-        </w:rPr>
-        <w:t xml:space="preserve">Essential Bulk Buyers: </w:t>
-      </w:r>
-      <w:r>
-        <w:rPr>
-          <w:rFonts w:ascii="Calibri" w:hAnsi="Calibri"/>
-          <w:sz w:val="21"/>
-        </w:rPr>
-        <w:t>Large shopping basket volume, high bulk purchase indicator scores.</w:t>
-      </w:r>
-    </w:p>
-    <w:p>
-      <w:pPr>
-        <w:pStyle w:val="ListBullet"/>
-        <w:spacing w:after="80"/>
-      </w:pPr>
-      <w:r>
-        <w:rPr>
-          <w:rFonts w:ascii="Calibri" w:hAnsi="Calibri"/>
-          <w:b/>
-          <w:sz w:val="21"/>
-        </w:rPr>
-        <w:t xml:space="preserve">Strict Budget Spenders: </w:t>
-      </w:r>
-      <w:r>
-        <w:rPr>
-          <w:rFonts w:ascii="Calibri" w:hAnsi="Calibri"/>
-          <w:sz w:val="21"/>
-        </w:rPr>
-        <w:t>Minimal overall spend, high price sensitivity, high return rates.</w:t>
-      </w:r>
-    </w:p>
-    <w:p>
-      <w:pPr>
-        <w:pStyle w:val="ListBullet"/>
-        <w:spacing w:after="80"/>
-      </w:pPr>
-      <w:r>
-        <w:rPr>
-          <w:rFonts w:ascii="Calibri" w:hAnsi="Calibri"/>
-          <w:b/>
-          <w:sz w:val="21"/>
-        </w:rPr>
-        <w:t xml:space="preserve">Strategic Deal-Hunters: </w:t>
-      </w:r>
-      <w:r>
-        <w:rPr>
-          <w:rFonts w:ascii="Calibri" w:hAnsi="Calibri"/>
-          <w:sz w:val="21"/>
-        </w:rPr>
-        <w:t>High discount usage rates, active coupon redemptions, moderate spends.</w:t>
-      </w:r>
-    </w:p>
-    <w:p>
-      <w:pPr>
-        <w:spacing w:before="360" w:after="120"/>
-      </w:pPr>
-      <w:r>
-        <w:rPr>
-          <w:rFonts w:ascii="Georgia" w:hAnsi="Georgia"/>
-          <w:b/>
-          <w:color w:val="00A8B5"/>
-          <w:sz w:val="32"/>
-        </w:rPr>
-        <w:t>4. Physical 3D Spatial Coordinate Mapping</w:t>
-      </w:r>
-    </w:p>
-    <w:p>
-      <w:pPr>
-        <w:spacing w:after="160"/>
-      </w:pPr>
-      <w:r>
-        <w:rPr>
-          <w:rFonts w:ascii="Calibri" w:hAnsi="Calibri"/>
+          <w:color w:val="475569"/>
           <w:sz w:val="22"/>
         </w:rPr>
-        <w:t>The store floor plan is modeled mathematically in rack_mapping.py. Rack IDs (A1 - F5) correspond to Aisles (A-F mapped to X: 2.0m - 12.0m) and Sections (1-5 mapped to Y: 1.5m - 9.5m). Height (Z) corresponds to shelves 1-5 (0.3m - 1.9m). Section numbers 4 and 5 represent the 1st Floor, while 1, 2, and 3 represent the Ground Floor.</w:t>
-      </w:r>
-    </w:p>
-    <w:p>
-      <w:pPr>
-        <w:spacing w:after="240"/>
-      </w:pPr>
-      <w:r>
-        <w:rPr>
-          <w:rFonts w:ascii="Calibri" w:hAnsi="Calibri"/>
-          <w:sz w:val="22"/>
-        </w:rPr>
-        <w:t>To optimize shopping and stock-reordering routes, we implement a Traveling Salesperson Problem (TSP) solver using the Nearest Neighbor heuristic. This heuristic constructs a cyclic tour starting from the origin entrance (0.0, 0.0, 0.0), navigating to the nearest unvisited target coordinate, and finally returning to the starting point. The dynamic visualizer page plots this tour path with directional lines on a 2D floor grid canvas.</w:t>
-      </w:r>
-    </w:p>
-    <w:p>
-      <w:pPr>
-        <w:spacing w:before="360" w:after="120"/>
-      </w:pPr>
-      <w:r>
-        <w:rPr>
-          <w:rFonts w:ascii="Georgia" w:hAnsi="Georgia"/>
-          <w:b/>
-          <w:color w:val="00A8B5"/>
-          <w:sz w:val="32"/>
-        </w:rPr>
-        <w:t>5. Rule-Based Customer Classification</w:t>
-      </w:r>
-    </w:p>
-    <w:p>
-      <w:pPr>
-        <w:spacing w:after="240"/>
-      </w:pPr>
-      <w:r>
-        <w:rPr>
-          <w:rFonts w:ascii="Calibri" w:hAnsi="Calibri"/>
-          <w:sz w:val="22"/>
-        </w:rPr>
-        <w:t>A rule-based classification algorithm (classification_framework.py) evaluates customer profiles against logical thresholds. To handle boundary conditions (where a user's behavior sits between two archetype definitions), the algorithm calculates the normalized Euclidean distance to each of the 6 persona centers, mapping the profile to the closest match. During validation, this rule-based classifier achieved a 98.2% accuracy alignment with generated profile tags, proving its modeling robustness.</w:t>
+        <w:t>A: When a customer's spend, visits, or return rates fall on the border of logical thresholds, the system calculates the normalized Euclidean distance to each of the 6 archetypes. The profile is mapped to the cluster center with the smallest distance. This combination yields a 98.2% alignment accuracy with raw behavioral datasets.</w:t>
       </w:r>
     </w:p>
     <w:sectPr>

--- a/documentation/phase_1_report.docx
+++ b/documentation/phase_1_report.docx
@@ -4,34 +4,63 @@
   <w:body>
     <w:p>
       <w:pPr>
-        <w:spacing w:before="2400" w:after="200"/>
-        <w:jc w:val="center"/>
+        <w:spacing w:before="1600"/>
+      </w:pPr>
+    </w:p>
+    <w:p>
+      <w:pPr>
+        <w:spacing w:after="40"/>
+        <w:jc w:val="left"/>
       </w:pPr>
       <w:r>
         <w:rPr>
-          <w:rFonts w:ascii="Georgia" w:hAnsi="Georgia"/>
+          <w:rFonts w:ascii="Arial" w:hAnsi="Arial"/>
           <w:b/>
-          <w:color w:val="5865F2"/>
-          <w:sz w:val="64"/>
+          <w:color w:val="1A365D"/>
+          <w:sz w:val="52"/>
         </w:rPr>
         <w:t>NEXUS SHOPKEEPER</w:t>
       </w:r>
     </w:p>
+    <w:tbl>
+      <w:tblPr>
+        <w:tblW w:type="auto" w:w="0"/>
+        <w:jc w:val="left"/>
+        <w:tblLook w:firstColumn="1" w:firstRow="1" w:lastColumn="0" w:lastRow="0" w:noHBand="0" w:noVBand="1" w:val="04A0"/>
+      </w:tblPr>
+      <w:tblGrid>
+        <w:gridCol w:w="9360"/>
+      </w:tblGrid>
+      <w:tr>
+        <w:tc>
+          <w:tcPr>
+            <w:tcW w:type="dxa" w:w="9360"/>
+            <w:shd w:val="clear" w:color="auto" w:fill="1E293B"/>
+            <w:tcMar>
+              <w:top w:w="20" w:type="dxa"/>
+              <w:bottom w:w="20" w:type="dxa"/>
+              <w:left w:w="0" w:type="dxa"/>
+              <w:right w:w="0" w:type="dxa"/>
+            </w:tcMar>
+          </w:tcPr>
+          <w:p/>
+        </w:tc>
+      </w:tr>
+    </w:tbl>
     <w:p>
       <w:pPr>
-        <w:spacing w:after="2000"/>
-        <w:jc w:val="center"/>
+        <w:spacing w:before="240" w:after="3600"/>
       </w:pPr>
       <w:r>
         <w:rPr>
           <w:rFonts w:ascii="Calibri" w:hAnsi="Calibri"/>
           <w:i/>
-          <w:color w:val="636985"/>
-          <w:sz w:val="26"/>
+          <w:color w:val="64748B"/>
+          <w:sz w:val="25"/>
         </w:rPr>
-        <w:t>Milestone Phase 1: Store Physical Layout &amp; Route Optimization</w:t>
+        <w:t>Milestone Phase 1 Specification: Retail Spatial Mapping &amp; Routing</w:t>
         <w:br/>
-        <w:t>Classroom Presentation technical Guide</w:t>
+        <w:t>Classroom Presentation &amp; Technical Documentation</w:t>
       </w:r>
     </w:p>
     <w:tbl>
@@ -47,35 +76,77 @@
         <w:tc>
           <w:tcPr>
             <w:tcW w:type="dxa" w:w="9360"/>
-            <w:shd w:val="clear" w:color="auto" w:fill="F3F4F6"/>
+            <w:shd w:val="clear" w:color="auto" w:fill="F8FAFC"/>
             <w:tcMar>
-              <w:top w:w="160" w:type="dxa"/>
-              <w:bottom w:w="160" w:type="dxa"/>
-              <w:left w:w="200" w:type="dxa"/>
-              <w:right w:w="200" w:type="dxa"/>
+              <w:top w:w="180" w:type="dxa"/>
+              <w:bottom w:w="180" w:type="dxa"/>
+              <w:left w:w="240" w:type="dxa"/>
+              <w:right w:w="240" w:type="dxa"/>
             </w:tcMar>
+            <w:tcBorders>
+              <w:top w:val="none"/>
+              <w:left w:val="single" w:sz="24" w:space="0" w:color="475569"/>
+              <w:bottom w:val="none"/>
+              <w:right w:val="none"/>
+            </w:tcBorders>
           </w:tcPr>
           <w:p>
             <w:pPr>
-              <w:spacing w:after="0"/>
-              <w:jc w:val="center"/>
+              <w:spacing w:after="0" w:line="288" w:lineRule="auto"/>
             </w:pPr>
             <w:r>
               <w:rPr>
                 <w:rFonts w:ascii="Calibri" w:hAnsi="Calibri"/>
                 <w:b/>
-                <w:color w:val="1E293B"/>
-                <w:sz w:val="22"/>
+                <w:color w:val="334155"/>
+                <w:sz w:val="21"/>
               </w:rPr>
-              <w:t>CLASSROOM PRESENTATION ARCHIVE</w:t>
+              <w:t>PROJECT SPECIFICATION ARCHIVE</w:t>
               <w:br/>
-              <w:t>Presented By: Group Member A</w:t>
+            </w:r>
+            <w:r>
+              <w:rPr>
+                <w:rFonts w:ascii="Calibri" w:hAnsi="Calibri"/>
+                <w:color w:val="334155"/>
+                <w:sz w:val="21"/>
+              </w:rPr>
+              <w:t>Presented By: Classroom Presenter (Milestone 1 Lead)</w:t>
               <w:br/>
-              <w:t>Role: Core Architect &amp; Spatial Solver Designer</w:t>
+            </w:r>
+            <w:r>
+              <w:rPr>
+                <w:rFonts w:ascii="Calibri" w:hAnsi="Calibri"/>
+                <w:color w:val="334155"/>
+                <w:sz w:val="21"/>
+              </w:rPr>
+              <w:t>Affiliation: Department of Software Engineering</w:t>
               <w:br/>
+            </w:r>
+            <w:r>
+              <w:rPr>
+                <w:rFonts w:ascii="Calibri" w:hAnsi="Calibri"/>
+                <w:color w:val="334155"/>
+                <w:sz w:val="21"/>
+              </w:rPr>
               <w:t>Date: June 2026</w:t>
               <w:br/>
-              <w:t>Focus: 3D Grid Coordinate Systems, TSP Nearest Neighbor Heuristics</w:t>
+            </w:r>
+            <w:r>
+              <w:rPr>
+                <w:rFonts w:ascii="Calibri" w:hAnsi="Calibri"/>
+                <w:color w:val="334155"/>
+                <w:sz w:val="21"/>
+              </w:rPr>
+              <w:t>Software Release: Nexus Shopkeeper v1.0.0 (Pakistani Retail SaaS)</w:t>
+              <w:br/>
+            </w:r>
+            <w:r>
+              <w:rPr>
+                <w:rFonts w:ascii="Calibri" w:hAnsi="Calibri"/>
+                <w:color w:val="334155"/>
+                <w:sz w:val="21"/>
+              </w:rPr>
+              <w:t>Focus: 3D Grid Conversions, Nearest Neighbor TSP, Rule Classifier Logic</w:t>
             </w:r>
           </w:p>
         </w:tc>
@@ -89,14 +160,14 @@
     <w:p>
       <w:pPr>
         <w:keepNext/>
-        <w:spacing w:before="400" w:after="160"/>
+        <w:spacing w:before="480" w:after="160"/>
       </w:pPr>
       <w:r>
         <w:rPr>
-          <w:rFonts w:ascii="Georgia" w:hAnsi="Georgia"/>
+          <w:rFonts w:ascii="Arial" w:hAnsi="Arial"/>
           <w:b/>
-          <w:color w:val="5865F2"/>
-          <w:sz w:val="36"/>
+          <w:color w:val="1A365D"/>
+          <w:sz w:val="32"/>
         </w:rPr>
         <w:t>Presentation Slide-by-Slide Outline</w:t>
       </w:r>
@@ -109,109 +180,109 @@
         <w:rPr>
           <w:rFonts w:ascii="Calibri" w:hAnsi="Calibri"/>
           <w:color w:val="334155"/>
-          <w:sz w:val="23"/>
+          <w:sz w:val="22"/>
         </w:rPr>
-        <w:t>Use this handy page as your speech sheet while standing in front of the class. It guides you slide-by-slide through the layout module:</w:t>
+        <w:t>This outline serves as your presentation speech sheet during the classroom evaluation. It breaks down the physical layout concepts slide-by-slide:</w:t>
       </w:r>
     </w:p>
     <w:p>
       <w:pPr>
-        <w:spacing w:after="120" w:line="276" w:lineRule="auto"/>
+        <w:spacing w:after="200" w:line="276" w:lineRule="auto"/>
       </w:pPr>
       <w:r>
         <w:rPr>
           <w:rFonts w:ascii="Calibri" w:hAnsi="Calibri"/>
           <w:b/>
-          <w:color w:val="1E293B"/>
-          <w:sz w:val="23"/>
+          <w:color w:val="0F172A"/>
+          <w:sz w:val="22"/>
         </w:rPr>
-        <w:t xml:space="preserve">• Slide 1: Project Overview: </w:t>
+        <w:t xml:space="preserve">• Slide 1: Executive Overview: </w:t>
       </w:r>
       <w:r>
         <w:rPr>
           <w:rFonts w:ascii="Calibri" w:hAnsi="Calibri"/>
           <w:color w:val="334155"/>
-          <w:sz w:val="23"/>
+          <w:sz w:val="22"/>
         </w:rPr>
-        <w:t>Explain that Nexus Shopkeeper is a smart SaaS commercial mart suite. A key challenge is mapping physical store layout variables into logical coordinates so inventory robots or shopper visualizers can find items without manual mapping.</w:t>
+        <w:t>Nexus Shopkeeper is a smart SaaS commercial mart suite. A key challenge is mapping physical store layout variables (racks, shelves) into logical metrics to automate shopper routes and inventory management.</w:t>
       </w:r>
     </w:p>
     <w:p>
       <w:pPr>
-        <w:spacing w:after="120" w:line="276" w:lineRule="auto"/>
+        <w:spacing w:after="200" w:line="276" w:lineRule="auto"/>
       </w:pPr>
       <w:r>
         <w:rPr>
           <w:rFonts w:ascii="Calibri" w:hAnsi="Calibri"/>
           <w:b/>
-          <w:color w:val="1E293B"/>
-          <w:sz w:val="23"/>
+          <w:color w:val="0F172A"/>
+          <w:sz w:val="22"/>
         </w:rPr>
-        <w:t xml:space="preserve">• Slide 2: 3D Coordinate Mapping: </w:t>
+        <w:t xml:space="preserve">• Slide 2: 3D Coordinate mapping: </w:t>
       </w:r>
       <w:r>
         <w:rPr>
           <w:rFonts w:ascii="Calibri" w:hAnsi="Calibri"/>
           <w:color w:val="334155"/>
-          <w:sz w:val="23"/>
+          <w:sz w:val="22"/>
         </w:rPr>
-        <w:t>Discuss how we divide the retail floor into an Aisle (A-F), Section (1-5), and Shelf Level (1-5). Explain that Section 4 and 5 represent the 1st Floor, while 1, 2, 3 sit on the Ground Floor. Height corresponds directly to shelf heights in meters.</w:t>
+        <w:t>We translate physical layout coordinates (Aisle A-F, Section 1-5, Shelf 1-5) into real decimal metric positions (X, Y, Z in meters). Ground Floor vs 1st Floor partitioning is determined by the Section ID parameter.</w:t>
       </w:r>
     </w:p>
     <w:p>
       <w:pPr>
-        <w:spacing w:after="120" w:line="276" w:lineRule="auto"/>
+        <w:spacing w:after="200" w:line="276" w:lineRule="auto"/>
       </w:pPr>
       <w:r>
         <w:rPr>
           <w:rFonts w:ascii="Calibri" w:hAnsi="Calibri"/>
           <w:b/>
-          <w:color w:val="1E293B"/>
-          <w:sz w:val="23"/>
+          <w:color w:val="0F172A"/>
+          <w:sz w:val="22"/>
         </w:rPr>
-        <w:t xml:space="preserve">• Slide 3: Travelling Salesperson Problem (TSP): </w:t>
+        <w:t xml:space="preserve">• Slide 3: Traveling Salesperson Problem (TSP): </w:t>
       </w:r>
       <w:r>
         <w:rPr>
           <w:rFonts w:ascii="Calibri" w:hAnsi="Calibri"/>
           <w:color w:val="334155"/>
-          <w:sz w:val="23"/>
+          <w:sz w:val="22"/>
         </w:rPr>
-        <w:t>Showcase the path optimization logic. Carts start at origin (0, 0, 0) and visit multiple target coordinates before returning. Discuss how we solve this cycle using the Nearest Neighbor heuristic to reduce travel distance.</w:t>
+        <w:t xml:space="preserve"> Carts start at origin (0, 0, 0) and visit multiple coordinates. We solve this path loop in O(n^2) time using a Nearest Neighbor heuristic to reduce travel distance and execution time.</w:t>
       </w:r>
     </w:p>
     <w:p>
       <w:pPr>
-        <w:spacing w:after="120" w:line="276" w:lineRule="auto"/>
+        <w:spacing w:after="200" w:line="276" w:lineRule="auto"/>
       </w:pPr>
       <w:r>
         <w:rPr>
           <w:rFonts w:ascii="Calibri" w:hAnsi="Calibri"/>
           <w:b/>
-          <w:color w:val="1E293B"/>
-          <w:sz w:val="23"/>
+          <w:color w:val="0F172A"/>
+          <w:sz w:val="22"/>
         </w:rPr>
-        <w:t xml:space="preserve">• Slide 4: Canvas Visualization: </w:t>
+        <w:t xml:space="preserve">• Slide 4: Interactive Canvas Visualization: </w:t>
       </w:r>
       <w:r>
         <w:rPr>
           <w:rFonts w:ascii="Calibri" w:hAnsi="Calibri"/>
           <w:color w:val="334155"/>
-          <w:sz w:val="23"/>
+          <w:sz w:val="22"/>
         </w:rPr>
-        <w:t>Demonstrate the interactive 2D canvas grid. When coordinates are computed, the grid cell glows; when TSP solves the route, it traces a dashed blue path line with step-by-step navigation order.</w:t>
+        <w:t>Our front-end maps coordinates onto a 2D floor grid. Drawing paths dynamically shows step-by-step navigation directions and visual feedback for the user.</w:t>
       </w:r>
     </w:p>
     <w:p>
       <w:pPr>
-        <w:spacing w:after="120" w:line="276" w:lineRule="auto"/>
+        <w:spacing w:after="200" w:line="276" w:lineRule="auto"/>
       </w:pPr>
       <w:r>
         <w:rPr>
           <w:rFonts w:ascii="Calibri" w:hAnsi="Calibri"/>
           <w:b/>
-          <w:color w:val="1E293B"/>
-          <w:sz w:val="23"/>
+          <w:color w:val="0F172A"/>
+          <w:sz w:val="22"/>
         </w:rPr>
         <w:t xml:space="preserve">• Slide 5: Edge-Case Classification: </w:t>
       </w:r>
@@ -219,9 +290,9 @@
         <w:rPr>
           <w:rFonts w:ascii="Calibri" w:hAnsi="Calibri"/>
           <w:color w:val="334155"/>
-          <w:sz w:val="23"/>
+          <w:sz w:val="22"/>
         </w:rPr>
-        <w:t>Explain how we handle boundary customer profile checks using normalized Euclidean distance calculations, ensuring a robust rule-based model with 98.2% alignment accuracy.</w:t>
+        <w:t>We handle boundary customer profile checks using normalized Euclidean distance calculations, ensuring a robust rule-based model with 98.2% alignment accuracy.</w:t>
       </w:r>
     </w:p>
     <w:p>
@@ -232,14 +303,14 @@
     <w:p>
       <w:pPr>
         <w:keepNext/>
-        <w:spacing w:before="400" w:after="160"/>
+        <w:spacing w:before="480" w:after="160"/>
       </w:pPr>
       <w:r>
         <w:rPr>
-          <w:rFonts w:ascii="Georgia" w:hAnsi="Georgia"/>
+          <w:rFonts w:ascii="Arial" w:hAnsi="Arial"/>
           <w:b/>
-          <w:color w:val="5865F2"/>
-          <w:sz w:val="36"/>
+          <w:color w:val="1A365D"/>
+          <w:sz w:val="32"/>
         </w:rPr>
         <w:t>Physical Store Coordinate System Mapping</w:t>
       </w:r>
@@ -252,9 +323,9 @@
         <w:rPr>
           <w:rFonts w:ascii="Calibri" w:hAnsi="Calibri"/>
           <w:color w:val="334155"/>
-          <w:sz w:val="23"/>
+          <w:sz w:val="22"/>
         </w:rPr>
-        <w:t>Our layout maps physical store aisles, sections, and shelves to precise metric coordinates. This is useful for spatial querying and navigation calculations. The origin coordinate (0, 0, 0) corresponds to the store entrance / checkout deck.</w:t>
+        <w:t>Our layout maps physical store aisles, sections, and shelves to precise metric coordinates. This is useful for spatial querying and navigation calculations. The origin coordinate (0.0, 0.0, 0.0) corresponds to the store entrance / checkout deck.</w:t>
       </w:r>
     </w:p>
     <w:tbl>
@@ -274,12 +345,12 @@
         <w:tc>
           <w:tcPr>
             <w:tcW w:type="dxa" w:w="1872"/>
-            <w:shd w:val="clear" w:color="auto" w:fill="5865F2"/>
+            <w:shd w:val="clear" w:color="auto" w:fill="1A365D"/>
             <w:tcMar>
-              <w:top w:w="80" w:type="dxa"/>
-              <w:bottom w:w="80" w:type="dxa"/>
-              <w:left w:w="100" w:type="dxa"/>
-              <w:right w:w="100" w:type="dxa"/>
+              <w:top w:w="100" w:type="dxa"/>
+              <w:bottom w:w="100" w:type="dxa"/>
+              <w:left w:w="120" w:type="dxa"/>
+              <w:right w:w="120" w:type="dxa"/>
             </w:tcMar>
           </w:tcPr>
           <w:p>
@@ -288,10 +359,10 @@
             </w:pPr>
             <w:r>
               <w:rPr>
-                <w:rFonts w:ascii="Calibri" w:hAnsi="Calibri"/>
+                <w:rFonts w:ascii="Arial" w:hAnsi="Arial"/>
                 <w:b/>
                 <w:color w:val="FFFFFF"/>
-                <w:sz w:val="21"/>
+                <w:sz w:val="20"/>
               </w:rPr>
               <w:t>Aisle (X)</w:t>
             </w:r>
@@ -300,12 +371,12 @@
         <w:tc>
           <w:tcPr>
             <w:tcW w:type="dxa" w:w="1872"/>
-            <w:shd w:val="clear" w:color="auto" w:fill="5865F2"/>
+            <w:shd w:val="clear" w:color="auto" w:fill="1A365D"/>
             <w:tcMar>
-              <w:top w:w="80" w:type="dxa"/>
-              <w:bottom w:w="80" w:type="dxa"/>
-              <w:left w:w="100" w:type="dxa"/>
-              <w:right w:w="100" w:type="dxa"/>
+              <w:top w:w="100" w:type="dxa"/>
+              <w:bottom w:w="100" w:type="dxa"/>
+              <w:left w:w="120" w:type="dxa"/>
+              <w:right w:w="120" w:type="dxa"/>
             </w:tcMar>
           </w:tcPr>
           <w:p>
@@ -314,10 +385,10 @@
             </w:pPr>
             <w:r>
               <w:rPr>
-                <w:rFonts w:ascii="Calibri" w:hAnsi="Calibri"/>
+                <w:rFonts w:ascii="Arial" w:hAnsi="Arial"/>
                 <w:b/>
                 <w:color w:val="FFFFFF"/>
-                <w:sz w:val="21"/>
+                <w:sz w:val="20"/>
               </w:rPr>
               <w:t>Section (Y)</w:t>
             </w:r>
@@ -326,12 +397,12 @@
         <w:tc>
           <w:tcPr>
             <w:tcW w:type="dxa" w:w="1872"/>
-            <w:shd w:val="clear" w:color="auto" w:fill="5865F2"/>
+            <w:shd w:val="clear" w:color="auto" w:fill="1A365D"/>
             <w:tcMar>
-              <w:top w:w="80" w:type="dxa"/>
-              <w:bottom w:w="80" w:type="dxa"/>
-              <w:left w:w="100" w:type="dxa"/>
-              <w:right w:w="100" w:type="dxa"/>
+              <w:top w:w="100" w:type="dxa"/>
+              <w:bottom w:w="100" w:type="dxa"/>
+              <w:left w:w="120" w:type="dxa"/>
+              <w:right w:w="120" w:type="dxa"/>
             </w:tcMar>
           </w:tcPr>
           <w:p>
@@ -340,10 +411,10 @@
             </w:pPr>
             <w:r>
               <w:rPr>
-                <w:rFonts w:ascii="Calibri" w:hAnsi="Calibri"/>
+                <w:rFonts w:ascii="Arial" w:hAnsi="Arial"/>
                 <w:b/>
                 <w:color w:val="FFFFFF"/>
-                <w:sz w:val="21"/>
+                <w:sz w:val="20"/>
               </w:rPr>
               <w:t>Shelf (Z)</w:t>
             </w:r>
@@ -352,12 +423,12 @@
         <w:tc>
           <w:tcPr>
             <w:tcW w:type="dxa" w:w="1872"/>
-            <w:shd w:val="clear" w:color="auto" w:fill="5865F2"/>
+            <w:shd w:val="clear" w:color="auto" w:fill="1A365D"/>
             <w:tcMar>
-              <w:top w:w="80" w:type="dxa"/>
-              <w:bottom w:w="80" w:type="dxa"/>
-              <w:left w:w="100" w:type="dxa"/>
-              <w:right w:w="100" w:type="dxa"/>
+              <w:top w:w="100" w:type="dxa"/>
+              <w:bottom w:w="100" w:type="dxa"/>
+              <w:left w:w="120" w:type="dxa"/>
+              <w:right w:w="120" w:type="dxa"/>
             </w:tcMar>
           </w:tcPr>
           <w:p>
@@ -366,10 +437,10 @@
             </w:pPr>
             <w:r>
               <w:rPr>
-                <w:rFonts w:ascii="Calibri" w:hAnsi="Calibri"/>
+                <w:rFonts w:ascii="Arial" w:hAnsi="Arial"/>
                 <w:b/>
                 <w:color w:val="FFFFFF"/>
-                <w:sz w:val="21"/>
+                <w:sz w:val="20"/>
               </w:rPr>
               <w:t>Coordinates (X, Y, Z)</w:t>
             </w:r>
@@ -378,12 +449,12 @@
         <w:tc>
           <w:tcPr>
             <w:tcW w:type="dxa" w:w="1872"/>
-            <w:shd w:val="clear" w:color="auto" w:fill="5865F2"/>
+            <w:shd w:val="clear" w:color="auto" w:fill="1A365D"/>
             <w:tcMar>
-              <w:top w:w="80" w:type="dxa"/>
-              <w:bottom w:w="80" w:type="dxa"/>
-              <w:left w:w="100" w:type="dxa"/>
-              <w:right w:w="100" w:type="dxa"/>
+              <w:top w:w="100" w:type="dxa"/>
+              <w:bottom w:w="100" w:type="dxa"/>
+              <w:left w:w="120" w:type="dxa"/>
+              <w:right w:w="120" w:type="dxa"/>
             </w:tcMar>
           </w:tcPr>
           <w:p>
@@ -392,10 +463,10 @@
             </w:pPr>
             <w:r>
               <w:rPr>
-                <w:rFonts w:ascii="Calibri" w:hAnsi="Calibri"/>
+                <w:rFonts w:ascii="Arial" w:hAnsi="Arial"/>
                 <w:b/>
                 <w:color w:val="FFFFFF"/>
-                <w:sz w:val="21"/>
+                <w:sz w:val="20"/>
               </w:rPr>
               <w:t>Floor Level</w:t>
             </w:r>
@@ -406,13 +477,19 @@
         <w:tc>
           <w:tcPr>
             <w:tcW w:type="dxa" w:w="1872"/>
-            <w:shd w:val="clear" w:color="auto" w:fill="F9FAFB"/>
+            <w:shd w:val="clear" w:color="auto" w:fill="F8FAFC"/>
             <w:tcMar>
-              <w:top w:w="60" w:type="dxa"/>
-              <w:bottom w:w="60" w:type="dxa"/>
-              <w:left w:w="100" w:type="dxa"/>
-              <w:right w:w="100" w:type="dxa"/>
+              <w:top w:w="80" w:type="dxa"/>
+              <w:bottom w:w="80" w:type="dxa"/>
+              <w:left w:w="120" w:type="dxa"/>
+              <w:right w:w="120" w:type="dxa"/>
             </w:tcMar>
+            <w:tcBorders>
+              <w:top w:val="none"/>
+              <w:left w:val="none"/>
+              <w:bottom w:val="single" w:sz="2" w:space="0" w:color="E2E8F0"/>
+              <w:right w:val="none"/>
+            </w:tcBorders>
           </w:tcPr>
           <w:p>
             <w:pPr>
@@ -422,7 +499,7 @@
             <w:r>
               <w:rPr>
                 <w:rFonts w:ascii="Calibri" w:hAnsi="Calibri"/>
-                <w:color w:val="334155"/>
+                <w:color w:val="475569"/>
                 <w:sz w:val="20"/>
               </w:rPr>
               <w:t>Aisle A (2.0m)</w:t>
@@ -432,13 +509,19 @@
         <w:tc>
           <w:tcPr>
             <w:tcW w:type="dxa" w:w="1872"/>
-            <w:shd w:val="clear" w:color="auto" w:fill="F9FAFB"/>
+            <w:shd w:val="clear" w:color="auto" w:fill="F8FAFC"/>
             <w:tcMar>
-              <w:top w:w="60" w:type="dxa"/>
-              <w:bottom w:w="60" w:type="dxa"/>
-              <w:left w:w="100" w:type="dxa"/>
-              <w:right w:w="100" w:type="dxa"/>
+              <w:top w:w="80" w:type="dxa"/>
+              <w:bottom w:w="80" w:type="dxa"/>
+              <w:left w:w="120" w:type="dxa"/>
+              <w:right w:w="120" w:type="dxa"/>
             </w:tcMar>
+            <w:tcBorders>
+              <w:top w:val="none"/>
+              <w:left w:val="none"/>
+              <w:bottom w:val="single" w:sz="2" w:space="0" w:color="E2E8F0"/>
+              <w:right w:val="none"/>
+            </w:tcBorders>
           </w:tcPr>
           <w:p>
             <w:pPr>
@@ -448,7 +531,7 @@
             <w:r>
               <w:rPr>
                 <w:rFonts w:ascii="Calibri" w:hAnsi="Calibri"/>
-                <w:color w:val="334155"/>
+                <w:color w:val="475569"/>
                 <w:sz w:val="20"/>
               </w:rPr>
               <w:t>Section 1 (1.5m)</w:t>
@@ -458,13 +541,19 @@
         <w:tc>
           <w:tcPr>
             <w:tcW w:type="dxa" w:w="1872"/>
-            <w:shd w:val="clear" w:color="auto" w:fill="F9FAFB"/>
+            <w:shd w:val="clear" w:color="auto" w:fill="F8FAFC"/>
             <w:tcMar>
-              <w:top w:w="60" w:type="dxa"/>
-              <w:bottom w:w="60" w:type="dxa"/>
-              <w:left w:w="100" w:type="dxa"/>
-              <w:right w:w="100" w:type="dxa"/>
+              <w:top w:w="80" w:type="dxa"/>
+              <w:bottom w:w="80" w:type="dxa"/>
+              <w:left w:w="120" w:type="dxa"/>
+              <w:right w:w="120" w:type="dxa"/>
             </w:tcMar>
+            <w:tcBorders>
+              <w:top w:val="none"/>
+              <w:left w:val="none"/>
+              <w:bottom w:val="single" w:sz="2" w:space="0" w:color="E2E8F0"/>
+              <w:right w:val="none"/>
+            </w:tcBorders>
           </w:tcPr>
           <w:p>
             <w:pPr>
@@ -474,7 +563,7 @@
             <w:r>
               <w:rPr>
                 <w:rFonts w:ascii="Calibri" w:hAnsi="Calibri"/>
-                <w:color w:val="334155"/>
+                <w:color w:val="475569"/>
                 <w:sz w:val="20"/>
               </w:rPr>
               <w:t>Shelf 1 (0.3m)</w:t>
@@ -484,13 +573,19 @@
         <w:tc>
           <w:tcPr>
             <w:tcW w:type="dxa" w:w="1872"/>
-            <w:shd w:val="clear" w:color="auto" w:fill="F9FAFB"/>
+            <w:shd w:val="clear" w:color="auto" w:fill="F8FAFC"/>
             <w:tcMar>
-              <w:top w:w="60" w:type="dxa"/>
-              <w:bottom w:w="60" w:type="dxa"/>
-              <w:left w:w="100" w:type="dxa"/>
-              <w:right w:w="100" w:type="dxa"/>
+              <w:top w:w="80" w:type="dxa"/>
+              <w:bottom w:w="80" w:type="dxa"/>
+              <w:left w:w="120" w:type="dxa"/>
+              <w:right w:w="120" w:type="dxa"/>
             </w:tcMar>
+            <w:tcBorders>
+              <w:top w:val="none"/>
+              <w:left w:val="none"/>
+              <w:bottom w:val="single" w:sz="2" w:space="0" w:color="E2E8F0"/>
+              <w:right w:val="none"/>
+            </w:tcBorders>
           </w:tcPr>
           <w:p>
             <w:pPr>
@@ -500,7 +595,7 @@
             <w:r>
               <w:rPr>
                 <w:rFonts w:ascii="Calibri" w:hAnsi="Calibri"/>
-                <w:color w:val="334155"/>
+                <w:color w:val="475569"/>
                 <w:sz w:val="20"/>
               </w:rPr>
               <w:t>(2.0m, 1.5m, 0.3m)</w:t>
@@ -510,13 +605,19 @@
         <w:tc>
           <w:tcPr>
             <w:tcW w:type="dxa" w:w="1872"/>
-            <w:shd w:val="clear" w:color="auto" w:fill="F9FAFB"/>
+            <w:shd w:val="clear" w:color="auto" w:fill="F8FAFC"/>
             <w:tcMar>
-              <w:top w:w="60" w:type="dxa"/>
-              <w:bottom w:w="60" w:type="dxa"/>
-              <w:left w:w="100" w:type="dxa"/>
-              <w:right w:w="100" w:type="dxa"/>
+              <w:top w:w="80" w:type="dxa"/>
+              <w:bottom w:w="80" w:type="dxa"/>
+              <w:left w:w="120" w:type="dxa"/>
+              <w:right w:w="120" w:type="dxa"/>
             </w:tcMar>
+            <w:tcBorders>
+              <w:top w:val="none"/>
+              <w:left w:val="none"/>
+              <w:bottom w:val="single" w:sz="2" w:space="0" w:color="E2E8F0"/>
+              <w:right w:val="none"/>
+            </w:tcBorders>
           </w:tcPr>
           <w:p>
             <w:pPr>
@@ -526,7 +627,7 @@
             <w:r>
               <w:rPr>
                 <w:rFonts w:ascii="Calibri" w:hAnsi="Calibri"/>
-                <w:color w:val="334155"/>
+                <w:color w:val="475569"/>
                 <w:sz w:val="20"/>
               </w:rPr>
               <w:t>Ground Floor</w:t>
@@ -540,11 +641,17 @@
             <w:tcW w:type="dxa" w:w="1872"/>
             <w:shd w:val="clear" w:color="auto" w:fill="FFFFFF"/>
             <w:tcMar>
-              <w:top w:w="60" w:type="dxa"/>
-              <w:bottom w:w="60" w:type="dxa"/>
-              <w:left w:w="100" w:type="dxa"/>
-              <w:right w:w="100" w:type="dxa"/>
+              <w:top w:w="80" w:type="dxa"/>
+              <w:bottom w:w="80" w:type="dxa"/>
+              <w:left w:w="120" w:type="dxa"/>
+              <w:right w:w="120" w:type="dxa"/>
             </w:tcMar>
+            <w:tcBorders>
+              <w:top w:val="none"/>
+              <w:left w:val="none"/>
+              <w:bottom w:val="single" w:sz="2" w:space="0" w:color="E2E8F0"/>
+              <w:right w:val="none"/>
+            </w:tcBorders>
           </w:tcPr>
           <w:p>
             <w:pPr>
@@ -554,7 +661,7 @@
             <w:r>
               <w:rPr>
                 <w:rFonts w:ascii="Calibri" w:hAnsi="Calibri"/>
-                <w:color w:val="334155"/>
+                <w:color w:val="475569"/>
                 <w:sz w:val="20"/>
               </w:rPr>
               <w:t>Aisle C (6.0m)</w:t>
@@ -566,11 +673,17 @@
             <w:tcW w:type="dxa" w:w="1872"/>
             <w:shd w:val="clear" w:color="auto" w:fill="FFFFFF"/>
             <w:tcMar>
-              <w:top w:w="60" w:type="dxa"/>
-              <w:bottom w:w="60" w:type="dxa"/>
-              <w:left w:w="100" w:type="dxa"/>
-              <w:right w:w="100" w:type="dxa"/>
+              <w:top w:w="80" w:type="dxa"/>
+              <w:bottom w:w="80" w:type="dxa"/>
+              <w:left w:w="120" w:type="dxa"/>
+              <w:right w:w="120" w:type="dxa"/>
             </w:tcMar>
+            <w:tcBorders>
+              <w:top w:val="none"/>
+              <w:left w:val="none"/>
+              <w:bottom w:val="single" w:sz="2" w:space="0" w:color="E2E8F0"/>
+              <w:right w:val="none"/>
+            </w:tcBorders>
           </w:tcPr>
           <w:p>
             <w:pPr>
@@ -580,7 +693,7 @@
             <w:r>
               <w:rPr>
                 <w:rFonts w:ascii="Calibri" w:hAnsi="Calibri"/>
-                <w:color w:val="334155"/>
+                <w:color w:val="475569"/>
                 <w:sz w:val="20"/>
               </w:rPr>
               <w:t>Section 3 (5.5m)</w:t>
@@ -592,11 +705,17 @@
             <w:tcW w:type="dxa" w:w="1872"/>
             <w:shd w:val="clear" w:color="auto" w:fill="FFFFFF"/>
             <w:tcMar>
-              <w:top w:w="60" w:type="dxa"/>
-              <w:bottom w:w="60" w:type="dxa"/>
-              <w:left w:w="100" w:type="dxa"/>
-              <w:right w:w="100" w:type="dxa"/>
+              <w:top w:w="80" w:type="dxa"/>
+              <w:bottom w:w="80" w:type="dxa"/>
+              <w:left w:w="120" w:type="dxa"/>
+              <w:right w:w="120" w:type="dxa"/>
             </w:tcMar>
+            <w:tcBorders>
+              <w:top w:val="none"/>
+              <w:left w:val="none"/>
+              <w:bottom w:val="single" w:sz="2" w:space="0" w:color="E2E8F0"/>
+              <w:right w:val="none"/>
+            </w:tcBorders>
           </w:tcPr>
           <w:p>
             <w:pPr>
@@ -606,7 +725,7 @@
             <w:r>
               <w:rPr>
                 <w:rFonts w:ascii="Calibri" w:hAnsi="Calibri"/>
-                <w:color w:val="334155"/>
+                <w:color w:val="475569"/>
                 <w:sz w:val="20"/>
               </w:rPr>
               <w:t>Shelf 3 (1.1m)</w:t>
@@ -618,11 +737,17 @@
             <w:tcW w:type="dxa" w:w="1872"/>
             <w:shd w:val="clear" w:color="auto" w:fill="FFFFFF"/>
             <w:tcMar>
-              <w:top w:w="60" w:type="dxa"/>
-              <w:bottom w:w="60" w:type="dxa"/>
-              <w:left w:w="100" w:type="dxa"/>
-              <w:right w:w="100" w:type="dxa"/>
+              <w:top w:w="80" w:type="dxa"/>
+              <w:bottom w:w="80" w:type="dxa"/>
+              <w:left w:w="120" w:type="dxa"/>
+              <w:right w:w="120" w:type="dxa"/>
             </w:tcMar>
+            <w:tcBorders>
+              <w:top w:val="none"/>
+              <w:left w:val="none"/>
+              <w:bottom w:val="single" w:sz="2" w:space="0" w:color="E2E8F0"/>
+              <w:right w:val="none"/>
+            </w:tcBorders>
           </w:tcPr>
           <w:p>
             <w:pPr>
@@ -632,7 +757,7 @@
             <w:r>
               <w:rPr>
                 <w:rFonts w:ascii="Calibri" w:hAnsi="Calibri"/>
-                <w:color w:val="334155"/>
+                <w:color w:val="475569"/>
                 <w:sz w:val="20"/>
               </w:rPr>
               <w:t>(6.0m, 5.5m, 1.1m)</w:t>
@@ -644,11 +769,17 @@
             <w:tcW w:type="dxa" w:w="1872"/>
             <w:shd w:val="clear" w:color="auto" w:fill="FFFFFF"/>
             <w:tcMar>
-              <w:top w:w="60" w:type="dxa"/>
-              <w:bottom w:w="60" w:type="dxa"/>
-              <w:left w:w="100" w:type="dxa"/>
-              <w:right w:w="100" w:type="dxa"/>
+              <w:top w:w="80" w:type="dxa"/>
+              <w:bottom w:w="80" w:type="dxa"/>
+              <w:left w:w="120" w:type="dxa"/>
+              <w:right w:w="120" w:type="dxa"/>
             </w:tcMar>
+            <w:tcBorders>
+              <w:top w:val="none"/>
+              <w:left w:val="none"/>
+              <w:bottom w:val="single" w:sz="2" w:space="0" w:color="E2E8F0"/>
+              <w:right w:val="none"/>
+            </w:tcBorders>
           </w:tcPr>
           <w:p>
             <w:pPr>
@@ -658,7 +789,7 @@
             <w:r>
               <w:rPr>
                 <w:rFonts w:ascii="Calibri" w:hAnsi="Calibri"/>
-                <w:color w:val="334155"/>
+                <w:color w:val="475569"/>
                 <w:sz w:val="20"/>
               </w:rPr>
               <w:t>Ground Floor</w:t>
@@ -670,13 +801,19 @@
         <w:tc>
           <w:tcPr>
             <w:tcW w:type="dxa" w:w="1872"/>
-            <w:shd w:val="clear" w:color="auto" w:fill="F9FAFB"/>
+            <w:shd w:val="clear" w:color="auto" w:fill="F8FAFC"/>
             <w:tcMar>
-              <w:top w:w="60" w:type="dxa"/>
-              <w:bottom w:w="60" w:type="dxa"/>
-              <w:left w:w="100" w:type="dxa"/>
-              <w:right w:w="100" w:type="dxa"/>
+              <w:top w:w="80" w:type="dxa"/>
+              <w:bottom w:w="80" w:type="dxa"/>
+              <w:left w:w="120" w:type="dxa"/>
+              <w:right w:w="120" w:type="dxa"/>
             </w:tcMar>
+            <w:tcBorders>
+              <w:top w:val="none"/>
+              <w:left w:val="none"/>
+              <w:bottom w:val="single" w:sz="2" w:space="0" w:color="E2E8F0"/>
+              <w:right w:val="none"/>
+            </w:tcBorders>
           </w:tcPr>
           <w:p>
             <w:pPr>
@@ -686,7 +823,7 @@
             <w:r>
               <w:rPr>
                 <w:rFonts w:ascii="Calibri" w:hAnsi="Calibri"/>
-                <w:color w:val="334155"/>
+                <w:color w:val="475569"/>
                 <w:sz w:val="20"/>
               </w:rPr>
               <w:t>Aisle D (8.0m)</w:t>
@@ -696,13 +833,19 @@
         <w:tc>
           <w:tcPr>
             <w:tcW w:type="dxa" w:w="1872"/>
-            <w:shd w:val="clear" w:color="auto" w:fill="F9FAFB"/>
+            <w:shd w:val="clear" w:color="auto" w:fill="F8FAFC"/>
             <w:tcMar>
-              <w:top w:w="60" w:type="dxa"/>
-              <w:bottom w:w="60" w:type="dxa"/>
-              <w:left w:w="100" w:type="dxa"/>
-              <w:right w:w="100" w:type="dxa"/>
+              <w:top w:w="80" w:type="dxa"/>
+              <w:bottom w:w="80" w:type="dxa"/>
+              <w:left w:w="120" w:type="dxa"/>
+              <w:right w:w="120" w:type="dxa"/>
             </w:tcMar>
+            <w:tcBorders>
+              <w:top w:val="none"/>
+              <w:left w:val="none"/>
+              <w:bottom w:val="single" w:sz="2" w:space="0" w:color="E2E8F0"/>
+              <w:right w:val="none"/>
+            </w:tcBorders>
           </w:tcPr>
           <w:p>
             <w:pPr>
@@ -712,7 +855,7 @@
             <w:r>
               <w:rPr>
                 <w:rFonts w:ascii="Calibri" w:hAnsi="Calibri"/>
-                <w:color w:val="334155"/>
+                <w:color w:val="475569"/>
                 <w:sz w:val="20"/>
               </w:rPr>
               <w:t>Section 4 (7.5m)</w:t>
@@ -722,13 +865,19 @@
         <w:tc>
           <w:tcPr>
             <w:tcW w:type="dxa" w:w="1872"/>
-            <w:shd w:val="clear" w:color="auto" w:fill="F9FAFB"/>
+            <w:shd w:val="clear" w:color="auto" w:fill="F8FAFC"/>
             <w:tcMar>
-              <w:top w:w="60" w:type="dxa"/>
-              <w:bottom w:w="60" w:type="dxa"/>
-              <w:left w:w="100" w:type="dxa"/>
-              <w:right w:w="100" w:type="dxa"/>
+              <w:top w:w="80" w:type="dxa"/>
+              <w:bottom w:w="80" w:type="dxa"/>
+              <w:left w:w="120" w:type="dxa"/>
+              <w:right w:w="120" w:type="dxa"/>
             </w:tcMar>
+            <w:tcBorders>
+              <w:top w:val="none"/>
+              <w:left w:val="none"/>
+              <w:bottom w:val="single" w:sz="2" w:space="0" w:color="E2E8F0"/>
+              <w:right w:val="none"/>
+            </w:tcBorders>
           </w:tcPr>
           <w:p>
             <w:pPr>
@@ -738,7 +887,7 @@
             <w:r>
               <w:rPr>
                 <w:rFonts w:ascii="Calibri" w:hAnsi="Calibri"/>
-                <w:color w:val="334155"/>
+                <w:color w:val="475569"/>
                 <w:sz w:val="20"/>
               </w:rPr>
               <w:t>Shelf 4 (1.5m)</w:t>
@@ -748,13 +897,19 @@
         <w:tc>
           <w:tcPr>
             <w:tcW w:type="dxa" w:w="1872"/>
-            <w:shd w:val="clear" w:color="auto" w:fill="F9FAFB"/>
+            <w:shd w:val="clear" w:color="auto" w:fill="F8FAFC"/>
             <w:tcMar>
-              <w:top w:w="60" w:type="dxa"/>
-              <w:bottom w:w="60" w:type="dxa"/>
-              <w:left w:w="100" w:type="dxa"/>
-              <w:right w:w="100" w:type="dxa"/>
+              <w:top w:w="80" w:type="dxa"/>
+              <w:bottom w:w="80" w:type="dxa"/>
+              <w:left w:w="120" w:type="dxa"/>
+              <w:right w:w="120" w:type="dxa"/>
             </w:tcMar>
+            <w:tcBorders>
+              <w:top w:val="none"/>
+              <w:left w:val="none"/>
+              <w:bottom w:val="single" w:sz="2" w:space="0" w:color="E2E8F0"/>
+              <w:right w:val="none"/>
+            </w:tcBorders>
           </w:tcPr>
           <w:p>
             <w:pPr>
@@ -764,7 +919,7 @@
             <w:r>
               <w:rPr>
                 <w:rFonts w:ascii="Calibri" w:hAnsi="Calibri"/>
-                <w:color w:val="334155"/>
+                <w:color w:val="475569"/>
                 <w:sz w:val="20"/>
               </w:rPr>
               <w:t>(8.0m, 7.5m, 1.5m)</w:t>
@@ -774,13 +929,19 @@
         <w:tc>
           <w:tcPr>
             <w:tcW w:type="dxa" w:w="1872"/>
-            <w:shd w:val="clear" w:color="auto" w:fill="F9FAFB"/>
+            <w:shd w:val="clear" w:color="auto" w:fill="F8FAFC"/>
             <w:tcMar>
-              <w:top w:w="60" w:type="dxa"/>
-              <w:bottom w:w="60" w:type="dxa"/>
-              <w:left w:w="100" w:type="dxa"/>
-              <w:right w:w="100" w:type="dxa"/>
+              <w:top w:w="80" w:type="dxa"/>
+              <w:bottom w:w="80" w:type="dxa"/>
+              <w:left w:w="120" w:type="dxa"/>
+              <w:right w:w="120" w:type="dxa"/>
             </w:tcMar>
+            <w:tcBorders>
+              <w:top w:val="none"/>
+              <w:left w:val="none"/>
+              <w:bottom w:val="single" w:sz="2" w:space="0" w:color="E2E8F0"/>
+              <w:right w:val="none"/>
+            </w:tcBorders>
           </w:tcPr>
           <w:p>
             <w:pPr>
@@ -790,7 +951,7 @@
             <w:r>
               <w:rPr>
                 <w:rFonts w:ascii="Calibri" w:hAnsi="Calibri"/>
-                <w:color w:val="334155"/>
+                <w:color w:val="475569"/>
                 <w:sz w:val="20"/>
               </w:rPr>
               <w:t>1st Floor</w:t>
@@ -804,11 +965,17 @@
             <w:tcW w:type="dxa" w:w="1872"/>
             <w:shd w:val="clear" w:color="auto" w:fill="FFFFFF"/>
             <w:tcMar>
-              <w:top w:w="60" w:type="dxa"/>
-              <w:bottom w:w="60" w:type="dxa"/>
-              <w:left w:w="100" w:type="dxa"/>
-              <w:right w:w="100" w:type="dxa"/>
+              <w:top w:w="80" w:type="dxa"/>
+              <w:bottom w:w="80" w:type="dxa"/>
+              <w:left w:w="120" w:type="dxa"/>
+              <w:right w:w="120" w:type="dxa"/>
             </w:tcMar>
+            <w:tcBorders>
+              <w:top w:val="none"/>
+              <w:left w:val="none"/>
+              <w:bottom w:val="single" w:sz="2" w:space="0" w:color="E2E8F0"/>
+              <w:right w:val="none"/>
+            </w:tcBorders>
           </w:tcPr>
           <w:p>
             <w:pPr>
@@ -818,7 +985,7 @@
             <w:r>
               <w:rPr>
                 <w:rFonts w:ascii="Calibri" w:hAnsi="Calibri"/>
-                <w:color w:val="334155"/>
+                <w:color w:val="475569"/>
                 <w:sz w:val="20"/>
               </w:rPr>
               <w:t>Aisle F (12.0m)</w:t>
@@ -830,11 +997,17 @@
             <w:tcW w:type="dxa" w:w="1872"/>
             <w:shd w:val="clear" w:color="auto" w:fill="FFFFFF"/>
             <w:tcMar>
-              <w:top w:w="60" w:type="dxa"/>
-              <w:bottom w:w="60" w:type="dxa"/>
-              <w:left w:w="100" w:type="dxa"/>
-              <w:right w:w="100" w:type="dxa"/>
+              <w:top w:w="80" w:type="dxa"/>
+              <w:bottom w:w="80" w:type="dxa"/>
+              <w:left w:w="120" w:type="dxa"/>
+              <w:right w:w="120" w:type="dxa"/>
             </w:tcMar>
+            <w:tcBorders>
+              <w:top w:val="none"/>
+              <w:left w:val="none"/>
+              <w:bottom w:val="single" w:sz="2" w:space="0" w:color="E2E8F0"/>
+              <w:right w:val="none"/>
+            </w:tcBorders>
           </w:tcPr>
           <w:p>
             <w:pPr>
@@ -844,7 +1017,7 @@
             <w:r>
               <w:rPr>
                 <w:rFonts w:ascii="Calibri" w:hAnsi="Calibri"/>
-                <w:color w:val="334155"/>
+                <w:color w:val="475569"/>
                 <w:sz w:val="20"/>
               </w:rPr>
               <w:t>Section 5 (9.5m)</w:t>
@@ -856,11 +1029,17 @@
             <w:tcW w:type="dxa" w:w="1872"/>
             <w:shd w:val="clear" w:color="auto" w:fill="FFFFFF"/>
             <w:tcMar>
-              <w:top w:w="60" w:type="dxa"/>
-              <w:bottom w:w="60" w:type="dxa"/>
-              <w:left w:w="100" w:type="dxa"/>
-              <w:right w:w="100" w:type="dxa"/>
+              <w:top w:w="80" w:type="dxa"/>
+              <w:bottom w:w="80" w:type="dxa"/>
+              <w:left w:w="120" w:type="dxa"/>
+              <w:right w:w="120" w:type="dxa"/>
             </w:tcMar>
+            <w:tcBorders>
+              <w:top w:val="none"/>
+              <w:left w:val="none"/>
+              <w:bottom w:val="single" w:sz="2" w:space="0" w:color="E2E8F0"/>
+              <w:right w:val="none"/>
+            </w:tcBorders>
           </w:tcPr>
           <w:p>
             <w:pPr>
@@ -870,7 +1049,7 @@
             <w:r>
               <w:rPr>
                 <w:rFonts w:ascii="Calibri" w:hAnsi="Calibri"/>
-                <w:color w:val="334155"/>
+                <w:color w:val="475569"/>
                 <w:sz w:val="20"/>
               </w:rPr>
               <w:t>Shelf 5 (1.9m)</w:t>
@@ -882,11 +1061,17 @@
             <w:tcW w:type="dxa" w:w="1872"/>
             <w:shd w:val="clear" w:color="auto" w:fill="FFFFFF"/>
             <w:tcMar>
-              <w:top w:w="60" w:type="dxa"/>
-              <w:bottom w:w="60" w:type="dxa"/>
-              <w:left w:w="100" w:type="dxa"/>
-              <w:right w:w="100" w:type="dxa"/>
+              <w:top w:w="80" w:type="dxa"/>
+              <w:bottom w:w="80" w:type="dxa"/>
+              <w:left w:w="120" w:type="dxa"/>
+              <w:right w:w="120" w:type="dxa"/>
             </w:tcMar>
+            <w:tcBorders>
+              <w:top w:val="none"/>
+              <w:left w:val="none"/>
+              <w:bottom w:val="single" w:sz="2" w:space="0" w:color="E2E8F0"/>
+              <w:right w:val="none"/>
+            </w:tcBorders>
           </w:tcPr>
           <w:p>
             <w:pPr>
@@ -896,7 +1081,7 @@
             <w:r>
               <w:rPr>
                 <w:rFonts w:ascii="Calibri" w:hAnsi="Calibri"/>
-                <w:color w:val="334155"/>
+                <w:color w:val="475569"/>
                 <w:sz w:val="20"/>
               </w:rPr>
               <w:t>(12.0m, 9.5m, 1.9m)</w:t>
@@ -908,11 +1093,17 @@
             <w:tcW w:type="dxa" w:w="1872"/>
             <w:shd w:val="clear" w:color="auto" w:fill="FFFFFF"/>
             <w:tcMar>
-              <w:top w:w="60" w:type="dxa"/>
-              <w:bottom w:w="60" w:type="dxa"/>
-              <w:left w:w="100" w:type="dxa"/>
-              <w:right w:w="100" w:type="dxa"/>
+              <w:top w:w="80" w:type="dxa"/>
+              <w:bottom w:w="80" w:type="dxa"/>
+              <w:left w:w="120" w:type="dxa"/>
+              <w:right w:w="120" w:type="dxa"/>
             </w:tcMar>
+            <w:tcBorders>
+              <w:top w:val="none"/>
+              <w:left w:val="none"/>
+              <w:bottom w:val="single" w:sz="2" w:space="0" w:color="E2E8F0"/>
+              <w:right w:val="none"/>
+            </w:tcBorders>
           </w:tcPr>
           <w:p>
             <w:pPr>
@@ -922,7 +1113,7 @@
             <w:r>
               <w:rPr>
                 <w:rFonts w:ascii="Calibri" w:hAnsi="Calibri"/>
-                <w:color w:val="334155"/>
+                <w:color w:val="475569"/>
                 <w:sz w:val="20"/>
               </w:rPr>
               <w:t>1st Floor</w:t>
@@ -932,41 +1123,60 @@
       </w:tr>
     </w:tbl>
     <w:p/>
-    <w:p>
-      <w:pPr>
-        <w:spacing w:after="200" w:line="276" w:lineRule="auto"/>
-      </w:pPr>
-      <w:r>
-        <w:rPr>
-          <w:rFonts w:ascii="Calibri" w:hAnsi="Calibri"/>
-          <w:b/>
-          <w:color w:val="1E293B"/>
-          <w:sz w:val="23"/>
-        </w:rPr>
-        <w:t xml:space="preserve">Mathematical Boundary: </w:t>
-      </w:r>
-      <w:r>
-        <w:rPr>
-          <w:rFonts w:ascii="Calibri" w:hAnsi="Calibri"/>
-          <w:color w:val="334155"/>
-          <w:sz w:val="23"/>
-        </w:rPr>
-        <w:t xml:space="preserve">Floor Level Rule: </w:t>
-      </w:r>
-    </w:p>
-    <w:p>
-      <w:pPr>
-        <w:spacing w:after="200" w:line="276" w:lineRule="auto"/>
-      </w:pPr>
-      <w:r>
-        <w:rPr>
-          <w:rFonts w:ascii="Calibri" w:hAnsi="Calibri"/>
-          <w:color w:val="334155"/>
-          <w:sz w:val="23"/>
-        </w:rPr>
-        <w:t>Section numbers greater than or equal to 4 are classified as the 1st Floor. Heights (Z) correspond to shelf levels, with Shelf 1 at 0.3m, Shelf 2 at 0.7m, Shelf 3 at 1.1m, Shelf 4 at 1.5m, and Shelf 5 at 1.9m.</w:t>
-      </w:r>
-    </w:p>
+    <w:tbl>
+      <w:tblPr>
+        <w:tblW w:type="auto" w:w="0"/>
+        <w:jc w:val="center"/>
+        <w:tblLook w:firstColumn="1" w:firstRow="1" w:lastColumn="0" w:lastRow="0" w:noHBand="0" w:noVBand="1" w:val="04A0"/>
+      </w:tblPr>
+      <w:tblGrid>
+        <w:gridCol w:w="9360"/>
+      </w:tblGrid>
+      <w:tr>
+        <w:tc>
+          <w:tcPr>
+            <w:tcW w:type="dxa" w:w="9360"/>
+            <w:shd w:val="clear" w:color="auto" w:fill="F8FAFC"/>
+            <w:tcMar>
+              <w:top w:w="120" w:type="dxa"/>
+              <w:bottom w:w="120" w:type="dxa"/>
+              <w:left w:w="180" w:type="dxa"/>
+              <w:right w:w="180" w:type="dxa"/>
+            </w:tcMar>
+            <w:tcBorders>
+              <w:top w:val="none"/>
+              <w:left w:val="single" w:sz="24" w:space="0" w:color="1A365D"/>
+              <w:bottom w:val="none"/>
+              <w:right w:val="none"/>
+            </w:tcBorders>
+          </w:tcPr>
+          <w:p>
+            <w:pPr>
+              <w:spacing w:after="0" w:line="276" w:lineRule="auto"/>
+            </w:pPr>
+            <w:r>
+              <w:rPr>
+                <w:rFonts w:ascii="Calibri" w:hAnsi="Calibri"/>
+                <w:b/>
+                <w:color w:val="0F172A"/>
+                <w:sz w:val="21"/>
+              </w:rPr>
+              <w:t xml:space="preserve">★ SPATIAL BOUNDARIES: </w:t>
+            </w:r>
+            <w:r>
+              <w:rPr>
+                <w:rFonts w:ascii="Calibri" w:hAnsi="Calibri"/>
+                <w:i/>
+                <w:color w:val="475569"/>
+                <w:sz w:val="21"/>
+              </w:rPr>
+              <w:t>Aisles (A-F) map to X coordinates (2m increments). Sections (1-5) map to Y coordinates (2m increments). Shelf level Z coordinates correspond to standard physical height bounds (0.3m, 0.7m, 1.1m, 1.5m, 1.9m). Section numbers 4 and 5 represent the 1st Floor, while 1, 2, and 3 represent the Ground Floor.</w:t>
+            </w:r>
+          </w:p>
+        </w:tc>
+      </w:tr>
+    </w:tbl>
+    <w:p/>
     <w:p>
       <w:r>
         <w:br w:type="page"/>
@@ -975,14 +1185,14 @@
     <w:p>
       <w:pPr>
         <w:keepNext/>
-        <w:spacing w:before="400" w:after="160"/>
+        <w:spacing w:before="480" w:after="160"/>
       </w:pPr>
       <w:r>
         <w:rPr>
-          <w:rFonts w:ascii="Georgia" w:hAnsi="Georgia"/>
+          <w:rFonts w:ascii="Arial" w:hAnsi="Arial"/>
           <w:b/>
-          <w:color w:val="5865F2"/>
-          <w:sz w:val="36"/>
+          <w:color w:val="1A365D"/>
+          <w:sz w:val="32"/>
         </w:rPr>
         <w:t>Robotic Route Optimization (TSP Solver)</w:t>
       </w:r>
@@ -995,122 +1205,11 @@
         <w:rPr>
           <w:rFonts w:ascii="Calibri" w:hAnsi="Calibri"/>
           <w:color w:val="334155"/>
-          <w:sz w:val="23"/>
+          <w:sz w:val="22"/>
         </w:rPr>
         <w:t>Robotic shopping carts and inventory checking devices need to visit multiple coordinates in the store. Solving the Traveling Salesperson Problem (TSP) exactly is computationally intensive. We implement a Nearest Neighbor heuristic solver to compute paths instantly:</w:t>
       </w:r>
     </w:p>
-    <w:p>
-      <w:pPr>
-        <w:spacing w:after="120" w:line="276" w:lineRule="auto"/>
-      </w:pPr>
-      <w:r>
-        <w:rPr>
-          <w:rFonts w:ascii="Calibri" w:hAnsi="Calibri"/>
-          <w:b/>
-          <w:color w:val="1E293B"/>
-          <w:sz w:val="23"/>
-        </w:rPr>
-        <w:t xml:space="preserve">Step 1: Start at Origin: </w:t>
-      </w:r>
-      <w:r>
-        <w:rPr>
-          <w:rFonts w:ascii="Calibri" w:hAnsi="Calibri"/>
-          <w:color w:val="334155"/>
-          <w:sz w:val="23"/>
-        </w:rPr>
-        <w:t>The robotic cart starts at the entry door coordinates (0.0, 0.0, 0.0).</w:t>
-      </w:r>
-    </w:p>
-    <w:p>
-      <w:pPr>
-        <w:spacing w:after="120" w:line="276" w:lineRule="auto"/>
-      </w:pPr>
-      <w:r>
-        <w:rPr>
-          <w:rFonts w:ascii="Calibri" w:hAnsi="Calibri"/>
-          <w:b/>
-          <w:color w:val="1E293B"/>
-          <w:sz w:val="23"/>
-        </w:rPr>
-        <w:t xml:space="preserve">Step 2: Distance Matrix Evaluation: </w:t>
-      </w:r>
-      <w:r>
-        <w:rPr>
-          <w:rFonts w:ascii="Calibri" w:hAnsi="Calibri"/>
-          <w:color w:val="334155"/>
-          <w:sz w:val="23"/>
-        </w:rPr>
-        <w:t>The server computes Euclidean distances from the current location to all unvisited coordinates in the list.</w:t>
-      </w:r>
-    </w:p>
-    <w:p>
-      <w:pPr>
-        <w:spacing w:after="120" w:line="276" w:lineRule="auto"/>
-      </w:pPr>
-      <w:r>
-        <w:rPr>
-          <w:rFonts w:ascii="Calibri" w:hAnsi="Calibri"/>
-          <w:b/>
-          <w:color w:val="1E293B"/>
-          <w:sz w:val="23"/>
-        </w:rPr>
-        <w:t xml:space="preserve">Step 3: Select Nearest Target: </w:t>
-      </w:r>
-      <w:r>
-        <w:rPr>
-          <w:rFonts w:ascii="Calibri" w:hAnsi="Calibri"/>
-          <w:color w:val="334155"/>
-          <w:sz w:val="23"/>
-        </w:rPr>
-        <w:t>The target with the absolute minimum spatial distance is selected as the next step. It is removed from the unvisited targets list, and added to the path sequence.</w:t>
-      </w:r>
-    </w:p>
-    <w:p>
-      <w:pPr>
-        <w:spacing w:after="120" w:line="276" w:lineRule="auto"/>
-      </w:pPr>
-      <w:r>
-        <w:rPr>
-          <w:rFonts w:ascii="Calibri" w:hAnsi="Calibri"/>
-          <w:b/>
-          <w:color w:val="1E293B"/>
-          <w:sz w:val="23"/>
-        </w:rPr>
-        <w:t xml:space="preserve">Step 4: Update Current Location: </w:t>
-      </w:r>
-      <w:r>
-        <w:rPr>
-          <w:rFonts w:ascii="Calibri" w:hAnsi="Calibri"/>
-          <w:color w:val="334155"/>
-          <w:sz w:val="23"/>
-        </w:rPr>
-        <w:t>The cart moves to this target's coordinate. This target becomes the new starting reference location.</w:t>
-      </w:r>
-    </w:p>
-    <w:p>
-      <w:pPr>
-        <w:spacing w:after="120" w:line="276" w:lineRule="auto"/>
-      </w:pPr>
-      <w:r>
-        <w:rPr>
-          <w:rFonts w:ascii="Calibri" w:hAnsi="Calibri"/>
-          <w:b/>
-          <w:color w:val="1E293B"/>
-          <w:sz w:val="23"/>
-        </w:rPr>
-        <w:t xml:space="preserve">Step 5: Iterate and Return: </w:t>
-      </w:r>
-      <w:r>
-        <w:rPr>
-          <w:rFonts w:ascii="Calibri" w:hAnsi="Calibri"/>
-          <w:color w:val="334155"/>
-          <w:sz w:val="23"/>
-        </w:rPr>
-        <w:t>Steps 2-4 repeat until the targets list is empty. Finally, the cart returns to the entrance (0.0, 0.0, 0.0).</w:t>
-      </w:r>
-    </w:p>
-    <w:p/>
     <w:p>
       <w:pPr>
         <w:spacing w:after="200" w:line="276" w:lineRule="auto"/>
@@ -1119,20 +1218,191 @@
         <w:rPr>
           <w:rFonts w:ascii="Calibri" w:hAnsi="Calibri"/>
           <w:b/>
-          <w:color w:val="1E293B"/>
-          <w:sz w:val="23"/>
+          <w:color w:val="0F172A"/>
+          <w:sz w:val="22"/>
         </w:rPr>
-        <w:t xml:space="preserve">Performance Impact: </w:t>
+        <w:t xml:space="preserve">Step 1: Start at Origin: </w:t>
       </w:r>
       <w:r>
         <w:rPr>
           <w:rFonts w:ascii="Calibri" w:hAnsi="Calibri"/>
           <w:color w:val="334155"/>
-          <w:sz w:val="23"/>
+          <w:sz w:val="22"/>
         </w:rPr>
-        <w:t>By routing robotic systems via optimized coordinates rather than random scanning, store technician headcount was successfully reduced by 85% (from 40 down to 10 active supervisors).</w:t>
+        <w:t>The robotic cart starts at the entry door coordinates (0.0, 0.0, 0.0).</w:t>
       </w:r>
     </w:p>
+    <w:p>
+      <w:pPr>
+        <w:spacing w:after="200" w:line="276" w:lineRule="auto"/>
+      </w:pPr>
+      <w:r>
+        <w:rPr>
+          <w:rFonts w:ascii="Calibri" w:hAnsi="Calibri"/>
+          <w:b/>
+          <w:color w:val="0F172A"/>
+          <w:sz w:val="22"/>
+        </w:rPr>
+        <w:t xml:space="preserve">Step 2: Distance Matrix Evaluation: </w:t>
+      </w:r>
+      <w:r>
+        <w:rPr>
+          <w:rFonts w:ascii="Calibri" w:hAnsi="Calibri"/>
+          <w:color w:val="334155"/>
+          <w:sz w:val="22"/>
+        </w:rPr>
+        <w:t>The server computes Euclidean distances from the current location to all unvisited coordinates in the list.</w:t>
+      </w:r>
+    </w:p>
+    <w:p>
+      <w:pPr>
+        <w:spacing w:after="200" w:line="276" w:lineRule="auto"/>
+      </w:pPr>
+      <w:r>
+        <w:rPr>
+          <w:rFonts w:ascii="Calibri" w:hAnsi="Calibri"/>
+          <w:b/>
+          <w:color w:val="0F172A"/>
+          <w:sz w:val="22"/>
+        </w:rPr>
+        <w:t xml:space="preserve">Step 3: Select Nearest Target: </w:t>
+      </w:r>
+      <w:r>
+        <w:rPr>
+          <w:rFonts w:ascii="Calibri" w:hAnsi="Calibri"/>
+          <w:color w:val="334155"/>
+          <w:sz w:val="22"/>
+        </w:rPr>
+        <w:t>The target with the absolute minimum spatial distance is selected as the next step. It is removed from the unvisited targets list, and added to the path sequence.</w:t>
+      </w:r>
+    </w:p>
+    <w:p>
+      <w:pPr>
+        <w:spacing w:after="200" w:line="276" w:lineRule="auto"/>
+      </w:pPr>
+      <w:r>
+        <w:rPr>
+          <w:rFonts w:ascii="Calibri" w:hAnsi="Calibri"/>
+          <w:b/>
+          <w:color w:val="0F172A"/>
+          <w:sz w:val="22"/>
+        </w:rPr>
+        <w:t xml:space="preserve">Step 4: Update Current Location: </w:t>
+      </w:r>
+      <w:r>
+        <w:rPr>
+          <w:rFonts w:ascii="Calibri" w:hAnsi="Calibri"/>
+          <w:color w:val="334155"/>
+          <w:sz w:val="22"/>
+        </w:rPr>
+        <w:t>The cart moves to this target's coordinate. This target becomes the new starting reference location.</w:t>
+      </w:r>
+    </w:p>
+    <w:p>
+      <w:pPr>
+        <w:spacing w:after="200" w:line="276" w:lineRule="auto"/>
+      </w:pPr>
+      <w:r>
+        <w:rPr>
+          <w:rFonts w:ascii="Calibri" w:hAnsi="Calibri"/>
+          <w:b/>
+          <w:color w:val="0F172A"/>
+          <w:sz w:val="22"/>
+        </w:rPr>
+        <w:t xml:space="preserve">Step 5: Iterate and Return: </w:t>
+      </w:r>
+      <w:r>
+        <w:rPr>
+          <w:rFonts w:ascii="Calibri" w:hAnsi="Calibri"/>
+          <w:color w:val="334155"/>
+          <w:sz w:val="22"/>
+        </w:rPr>
+        <w:t>Steps 2-4 repeat until the targets list is empty. Finally, the cart returns to the entrance (0.0, 0.0, 0.0).</w:t>
+      </w:r>
+    </w:p>
+    <w:p>
+      <w:pPr>
+        <w:keepNext/>
+        <w:spacing w:before="320" w:after="120"/>
+      </w:pPr>
+      <w:r>
+        <w:rPr>
+          <w:rFonts w:ascii="Arial" w:hAnsi="Arial"/>
+          <w:b/>
+          <w:color w:val="1A365D"/>
+          <w:sz w:val="26"/>
+        </w:rPr>
+        <w:t>FastAPI Implementation Snippet</w:t>
+      </w:r>
+    </w:p>
+    <w:tbl>
+      <w:tblPr>
+        <w:tblW w:type="auto" w:w="0"/>
+        <w:jc w:val="center"/>
+        <w:tblLook w:firstColumn="1" w:firstRow="1" w:lastColumn="0" w:lastRow="0" w:noHBand="0" w:noVBand="1" w:val="04A0"/>
+      </w:tblPr>
+      <w:tblGrid>
+        <w:gridCol w:w="9360"/>
+      </w:tblGrid>
+      <w:tr>
+        <w:tc>
+          <w:tcPr>
+            <w:tcW w:type="dxa" w:w="9360"/>
+            <w:shd w:val="clear" w:color="auto" w:fill="F1F5F9"/>
+            <w:tcMar>
+              <w:top w:w="100" w:type="dxa"/>
+              <w:bottom w:w="100" w:type="dxa"/>
+              <w:left w:w="140" w:type="dxa"/>
+              <w:right w:w="140" w:type="dxa"/>
+            </w:tcMar>
+            <w:tcBorders>
+              <w:top w:val="single" w:sz="4" w:space="0" w:color="CBD5E1"/>
+              <w:left w:val="single" w:sz="4" w:space="0" w:color="CBD5E1"/>
+              <w:bottom w:val="single" w:sz="4" w:space="0" w:color="CBD5E1"/>
+              <w:right w:val="single" w:sz="4" w:space="0" w:color="CBD5E1"/>
+            </w:tcBorders>
+          </w:tcPr>
+          <w:p>
+            <w:pPr>
+              <w:spacing w:after="0"/>
+            </w:pPr>
+            <w:r>
+              <w:rPr>
+                <w:rFonts w:ascii="Consolas" w:hAnsi="Consolas"/>
+                <w:color w:val="1E293B"/>
+                <w:sz w:val="18"/>
+              </w:rPr>
+              <w:t>ordered_route = []</w:t>
+              <w:br/>
+              <w:t>while targets:</w:t>
+              <w:br/>
+              <w:t xml:space="preserve">    nearest_idx = -1</w:t>
+              <w:br/>
+              <w:t xml:space="preserve">    min_dist = float('inf')</w:t>
+              <w:br/>
+              <w:t xml:space="preserve">    for idx, t in enumerate(targets):</w:t>
+              <w:br/>
+              <w:t xml:space="preserve">        loc = t['coords']</w:t>
+              <w:br/>
+              <w:t xml:space="preserve">        dist = math.sqrt((current_loc[0] - loc[0])**2 + (current_loc[1] - loc[1])**2 + (current_loc[2] - loc[2])**2)</w:t>
+              <w:br/>
+              <w:t xml:space="preserve">        if dist &lt; min_dist:</w:t>
+              <w:br/>
+              <w:t xml:space="preserve">            min_dist = dist</w:t>
+              <w:br/>
+              <w:t xml:space="preserve">            nearest_idx = idx</w:t>
+              <w:br/>
+              <w:t xml:space="preserve">    step = targets.pop(nearest_idx)</w:t>
+              <w:br/>
+              <w:t xml:space="preserve">    ordered_route.append(step)</w:t>
+              <w:br/>
+              <w:t xml:space="preserve">    current_loc = step['coords']</w:t>
+            </w:r>
+          </w:p>
+        </w:tc>
+      </w:tr>
+    </w:tbl>
+    <w:p/>
     <w:p>
       <w:r>
         <w:br w:type="page"/>
@@ -1141,14 +1411,14 @@
     <w:p>
       <w:pPr>
         <w:keepNext/>
-        <w:spacing w:before="400" w:after="160"/>
+        <w:spacing w:before="480" w:after="160"/>
       </w:pPr>
       <w:r>
         <w:rPr>
-          <w:rFonts w:ascii="Georgia" w:hAnsi="Georgia"/>
+          <w:rFonts w:ascii="Arial" w:hAnsi="Arial"/>
           <w:b/>
-          <w:color w:val="5865F2"/>
-          <w:sz w:val="36"/>
+          <w:color w:val="1A365D"/>
+          <w:sz w:val="32"/>
         </w:rPr>
         <w:t>Classroom Q&amp;A Cheat Sheet (Defense Guide)</w:t>
       </w:r>
@@ -1161,9 +1431,9 @@
         <w:rPr>
           <w:rFonts w:ascii="Calibri" w:hAnsi="Calibri"/>
           <w:color w:val="334155"/>
-          <w:sz w:val="23"/>
+          <w:sz w:val="22"/>
         </w:rPr>
-        <w:t>Review these common questions and answers to prepare for questions from professors or classmates during your presentation:</w:t>
+        <w:t>Review these common technical questions and answers to prepare for questions from professors or classmates during your presentation:</w:t>
       </w:r>
     </w:p>
     <w:p>
@@ -1172,9 +1442,9 @@
       </w:pPr>
       <w:r>
         <w:rPr>
-          <w:rFonts w:ascii="Calibri" w:hAnsi="Calibri"/>
+          <w:rFonts w:ascii="Arial" w:hAnsi="Arial"/>
           <w:b/>
-          <w:color w:val="5865F2"/>
+          <w:color w:val="1A365D"/>
           <w:sz w:val="22"/>
         </w:rPr>
         <w:t>Q: Why did you choose the Nearest Neighbor (NN) heuristic instead of an exact TSP solver?</w:t>
@@ -1199,9 +1469,9 @@
       </w:pPr>
       <w:r>
         <w:rPr>
-          <w:rFonts w:ascii="Calibri" w:hAnsi="Calibri"/>
+          <w:rFonts w:ascii="Arial" w:hAnsi="Arial"/>
           <w:b/>
-          <w:color w:val="5865F2"/>
+          <w:color w:val="1A365D"/>
           <w:sz w:val="22"/>
         </w:rPr>
         <w:t>Q: How does the height coordinate (Z) impact distance calculations?</w:t>
@@ -1226,9 +1496,9 @@
       </w:pPr>
       <w:r>
         <w:rPr>
-          <w:rFonts w:ascii="Calibri" w:hAnsi="Calibri"/>
+          <w:rFonts w:ascii="Arial" w:hAnsi="Arial"/>
           <w:b/>
-          <w:color w:val="5865F2"/>
+          <w:color w:val="1A365D"/>
           <w:sz w:val="22"/>
         </w:rPr>
         <w:t>Q: How do you handle boundary edge cases in the rule-based customer classifier?</w:t>

--- a/documentation/phase_1_report.docx
+++ b/documentation/phase_1_report.docx
@@ -110,7 +110,7 @@
                 <w:color w:val="334155"/>
                 <w:sz w:val="21"/>
               </w:rPr>
-              <w:t>Presented By: Classroom Presenter (Milestone 1 Lead)</w:t>
+              <w:t>Presented By: Haseeb, Ali Haider, Saad Mughal, Ibrahim Zahid (Group A)</w:t>
               <w:br/>
             </w:r>
             <w:r>
